--- a/3k2s/STSR3-2/лабы/Лабораторная_работа_17_REDIS.docx
+++ b/3k2s/STSR3-2/лабы/Лабораторная_работа_17_REDIS.docx
@@ -166,7 +166,6 @@
           </w:rPr>
           <w:t>://</w:t>
         </w:r>
-        <w:proofErr w:type="spellStart"/>
         <w:r>
           <w:rPr>
             <w:rStyle w:val="a4"/>
@@ -178,7 +177,6 @@
           </w:rPr>
           <w:t>diskstation</w:t>
         </w:r>
-        <w:proofErr w:type="spellEnd"/>
         <w:r>
           <w:rPr>
             <w:rStyle w:val="a4"/>
@@ -189,7 +187,6 @@
           </w:rPr>
           <w:t>.</w:t>
         </w:r>
-        <w:proofErr w:type="spellStart"/>
         <w:r>
           <w:rPr>
             <w:rStyle w:val="a4"/>
@@ -201,7 +198,6 @@
           </w:rPr>
           <w:t>belstu</w:t>
         </w:r>
-        <w:proofErr w:type="spellEnd"/>
         <w:r>
           <w:rPr>
             <w:rStyle w:val="a4"/>
@@ -251,7 +247,6 @@
         </w:rPr>
         <w:t xml:space="preserve">                      </w:t>
       </w:r>
-      <w:proofErr w:type="spellStart"/>
       <w:r>
         <w:rPr>
           <w:rFonts w:ascii="Courier New" w:hAnsi="Courier New" w:cs="Courier New"/>
@@ -259,17 +254,7 @@
           <w:sz w:val="24"/>
           <w:szCs w:val="24"/>
         </w:rPr>
-        <w:t>Для_студентов_ФИТ_БГТУ</w:t>
-      </w:r>
-      <w:proofErr w:type="spellEnd"/>
-      <w:r>
-        <w:rPr>
-          <w:rFonts w:ascii="Courier New" w:hAnsi="Courier New" w:cs="Courier New"/>
-          <w:i/>
-          <w:sz w:val="24"/>
-          <w:szCs w:val="24"/>
-        </w:rPr>
-        <w:t>\ЛИТЕРАТУРА\</w:t>
+        <w:t>Для_студентов_ФИТ_БГТУ\ЛИТЕРАТУРА\</w:t>
       </w:r>
       <w:r>
         <w:rPr>
@@ -333,25 +318,7 @@
           <w:sz w:val="28"/>
           <w:szCs w:val="28"/>
         </w:rPr>
-        <w:t xml:space="preserve">Установите СУБД </w:t>
-      </w:r>
-      <w:proofErr w:type="spellStart"/>
-      <w:r>
-        <w:rPr>
-          <w:rFonts w:ascii="Courier New" w:hAnsi="Courier New" w:cs="Courier New"/>
-          <w:sz w:val="28"/>
-          <w:szCs w:val="28"/>
-        </w:rPr>
-        <w:t>Redis</w:t>
-      </w:r>
-      <w:proofErr w:type="spellEnd"/>
-      <w:r>
-        <w:rPr>
-          <w:rFonts w:ascii="Courier New" w:hAnsi="Courier New" w:cs="Courier New"/>
-          <w:sz w:val="28"/>
-          <w:szCs w:val="28"/>
-        </w:rPr>
-        <w:t xml:space="preserve">  на локальном компьютере или воспользуйтесь облачным хранилищем </w:t>
+        <w:t xml:space="preserve">Установите СУБД Redis  на локальном компьютере или воспользуйтесь облачным хранилищем </w:t>
       </w:r>
       <w:r>
         <w:rPr>
@@ -415,7 +382,6 @@
         </w:rPr>
         <w:t xml:space="preserve">Установите </w:t>
       </w:r>
-      <w:proofErr w:type="spellStart"/>
       <w:r>
         <w:rPr>
           <w:rFonts w:ascii="Courier New" w:hAnsi="Courier New" w:cs="Courier New"/>
@@ -425,7 +391,6 @@
         </w:rPr>
         <w:t>npm</w:t>
       </w:r>
-      <w:proofErr w:type="spellEnd"/>
       <w:r>
         <w:rPr>
           <w:rFonts w:ascii="Courier New" w:hAnsi="Courier New" w:cs="Courier New"/>
@@ -450,23 +415,13 @@
         </w:rPr>
         <w:t xml:space="preserve"> </w:t>
       </w:r>
-      <w:proofErr w:type="spellStart"/>
-      <w:r>
-        <w:rPr>
-          <w:rFonts w:ascii="Courier New" w:hAnsi="Courier New" w:cs="Courier New"/>
-          <w:sz w:val="28"/>
-          <w:szCs w:val="28"/>
-        </w:rPr>
-        <w:t>redis</w:t>
-      </w:r>
-      <w:proofErr w:type="spellEnd"/>
-      <w:r>
-        <w:rPr>
-          <w:rFonts w:ascii="Courier New" w:hAnsi="Courier New" w:cs="Courier New"/>
-          <w:sz w:val="28"/>
-          <w:szCs w:val="28"/>
-        </w:rPr>
-        <w:t>.</w:t>
+      <w:r>
+        <w:rPr>
+          <w:rFonts w:ascii="Courier New" w:hAnsi="Courier New" w:cs="Courier New"/>
+          <w:sz w:val="28"/>
+          <w:szCs w:val="28"/>
+        </w:rPr>
+        <w:t>redis.</w:t>
       </w:r>
     </w:p>
     <w:p>
@@ -499,7 +454,6 @@
         </w:rPr>
         <w:t xml:space="preserve"> 17-01.</w:t>
       </w:r>
-      <w:proofErr w:type="spellStart"/>
       <w:r>
         <w:rPr>
           <w:rFonts w:ascii="Courier New" w:hAnsi="Courier New" w:cs="Courier New"/>
@@ -509,7 +463,6 @@
         </w:rPr>
         <w:t>js</w:t>
       </w:r>
-      <w:proofErr w:type="spellEnd"/>
       <w:r>
         <w:rPr>
           <w:rFonts w:ascii="Courier New" w:hAnsi="Courier New" w:cs="Courier New"/>
@@ -526,7 +479,6 @@
         </w:rPr>
         <w:t xml:space="preserve">соединение с сервером базы данных </w:t>
       </w:r>
-      <w:proofErr w:type="spellStart"/>
       <w:r>
         <w:rPr>
           <w:rFonts w:ascii="Courier New" w:hAnsi="Courier New" w:cs="Courier New"/>
@@ -536,7 +488,6 @@
         </w:rPr>
         <w:t>Redis</w:t>
       </w:r>
-      <w:proofErr w:type="spellEnd"/>
       <w:r>
         <w:rPr>
           <w:rFonts w:ascii="Courier New" w:hAnsi="Courier New" w:cs="Courier New"/>
@@ -641,7 +592,6 @@
         </w:rPr>
         <w:t>.</w:t>
       </w:r>
-      <w:proofErr w:type="spellStart"/>
       <w:r>
         <w:rPr>
           <w:rFonts w:ascii="Courier New" w:hAnsi="Courier New" w:cs="Courier New"/>
@@ -651,69 +601,57 @@
         </w:rPr>
         <w:t>js</w:t>
       </w:r>
-      <w:proofErr w:type="spellEnd"/>
-      <w:r>
-        <w:rPr>
-          <w:rFonts w:ascii="Courier New" w:hAnsi="Courier New" w:cs="Courier New"/>
+      <w:r>
+        <w:rPr>
+          <w:rFonts w:ascii="Courier New" w:hAnsi="Courier New" w:cs="Courier New"/>
+          <w:sz w:val="28"/>
+          <w:szCs w:val="28"/>
+        </w:rPr>
+        <w:t>, позволяющее</w:t>
+      </w:r>
+      <w:r>
+        <w:rPr>
+          <w:rFonts w:ascii="Courier New" w:hAnsi="Courier New" w:cs="Courier New"/>
+          <w:sz w:val="28"/>
+          <w:szCs w:val="28"/>
+        </w:rPr>
+        <w:t xml:space="preserve"> исследовать скорость выполнения</w:t>
+      </w:r>
+      <w:r>
+        <w:rPr>
+          <w:rFonts w:ascii="Courier New" w:hAnsi="Courier New" w:cs="Courier New"/>
+          <w:sz w:val="28"/>
+          <w:szCs w:val="28"/>
+        </w:rPr>
+        <w:t xml:space="preserve"> 10000</w:t>
+      </w:r>
+      <w:r>
+        <w:rPr>
+          <w:rFonts w:ascii="Courier New" w:hAnsi="Courier New" w:cs="Courier New"/>
+          <w:sz w:val="28"/>
+          <w:szCs w:val="28"/>
+        </w:rPr>
+        <w:t xml:space="preserve"> запросов </w:t>
+      </w:r>
+      <w:r>
+        <w:rPr>
+          <w:rFonts w:ascii="Courier New" w:hAnsi="Courier New" w:cs="Courier New"/>
+          <w:b/>
+          <w:sz w:val="28"/>
+          <w:szCs w:val="28"/>
+          <w:lang w:val="en-US"/>
+        </w:rPr>
+        <w:t>set</w:t>
+      </w:r>
+      <w:r>
+        <w:rPr>
+          <w:rFonts w:ascii="Courier New" w:hAnsi="Courier New" w:cs="Courier New"/>
+          <w:b/>
           <w:sz w:val="28"/>
           <w:szCs w:val="28"/>
         </w:rPr>
         <w:t>,</w:t>
       </w:r>
-      <w:bookmarkStart w:id="0" w:name="_GoBack"/>
-      <w:bookmarkEnd w:id="0"/>
-      <w:r>
-        <w:rPr>
-          <w:rFonts w:ascii="Courier New" w:hAnsi="Courier New" w:cs="Courier New"/>
-          <w:sz w:val="28"/>
-          <w:szCs w:val="28"/>
-        </w:rPr>
-        <w:t xml:space="preserve"> позволяющее</w:t>
-      </w:r>
-      <w:r>
-        <w:rPr>
-          <w:rFonts w:ascii="Courier New" w:hAnsi="Courier New" w:cs="Courier New"/>
-          <w:sz w:val="28"/>
-          <w:szCs w:val="28"/>
-        </w:rPr>
-        <w:t xml:space="preserve"> исследовать скорость выполнения</w:t>
-      </w:r>
-      <w:r>
-        <w:rPr>
-          <w:rFonts w:ascii="Courier New" w:hAnsi="Courier New" w:cs="Courier New"/>
-          <w:sz w:val="28"/>
-          <w:szCs w:val="28"/>
-        </w:rPr>
-        <w:t xml:space="preserve"> 10000</w:t>
-      </w:r>
-      <w:r>
-        <w:rPr>
-          <w:rFonts w:ascii="Courier New" w:hAnsi="Courier New" w:cs="Courier New"/>
-          <w:sz w:val="28"/>
-          <w:szCs w:val="28"/>
-        </w:rPr>
-        <w:t xml:space="preserve"> запросов </w:t>
-      </w:r>
-      <w:proofErr w:type="gramStart"/>
-      <w:r>
-        <w:rPr>
-          <w:rFonts w:ascii="Courier New" w:hAnsi="Courier New" w:cs="Courier New"/>
-          <w:b/>
-          <w:sz w:val="28"/>
-          <w:szCs w:val="28"/>
-          <w:lang w:val="en-US"/>
-        </w:rPr>
-        <w:t>set</w:t>
-      </w:r>
-      <w:r>
-        <w:rPr>
-          <w:rFonts w:ascii="Courier New" w:hAnsi="Courier New" w:cs="Courier New"/>
-          <w:b/>
-          <w:sz w:val="28"/>
-          <w:szCs w:val="28"/>
-        </w:rPr>
-        <w:t>,</w:t>
-      </w:r>
       <w:r>
         <w:rPr>
           <w:rFonts w:ascii="Courier New" w:hAnsi="Courier New" w:cs="Courier New"/>
@@ -728,16 +666,7 @@
           <w:sz w:val="28"/>
           <w:szCs w:val="28"/>
         </w:rPr>
-        <w:t xml:space="preserve">  </w:t>
-      </w:r>
-      <w:proofErr w:type="gramEnd"/>
-      <w:r>
-        <w:rPr>
-          <w:rFonts w:ascii="Courier New" w:hAnsi="Courier New" w:cs="Courier New"/>
-          <w:sz w:val="28"/>
-          <w:szCs w:val="28"/>
-        </w:rPr>
-        <w:t xml:space="preserve">10000 </w:t>
+        <w:t xml:space="preserve">  10000 </w:t>
       </w:r>
       <w:r>
         <w:rPr>
@@ -876,13 +805,13 @@
     <w:tbl>
       <w:tblPr>
         <w:tblStyle w:val="a5"/>
-        <w:tblW w:w="0" w:type="auto"/>
+        <w:tblW w:w="9351" w:type="dxa"/>
         <w:tblLook w:val="04A0" w:firstRow="1" w:lastRow="0" w:firstColumn="1" w:lastColumn="0" w:noHBand="0" w:noVBand="1"/>
       </w:tblPr>
       <w:tblGrid>
         <w:gridCol w:w="562"/>
-        <w:gridCol w:w="5954"/>
-        <w:gridCol w:w="2337"/>
+        <w:gridCol w:w="2268"/>
+        <w:gridCol w:w="6521"/>
       </w:tblGrid>
       <w:tr>
         <w:tc>
@@ -910,7 +839,7 @@
         </w:tc>
         <w:tc>
           <w:tcPr>
-            <w:tcW w:w="5954" w:type="dxa"/>
+            <w:tcW w:w="2268" w:type="dxa"/>
           </w:tcPr>
           <w:p>
             <w:pPr>
@@ -933,7 +862,7 @@
         </w:tc>
         <w:tc>
           <w:tcPr>
-            <w:tcW w:w="2337" w:type="dxa"/>
+            <w:tcW w:w="6521" w:type="dxa"/>
           </w:tcPr>
           <w:p>
             <w:pPr>
@@ -1013,7 +942,6 @@
               </w:rPr>
               <w:t>(</w:t>
             </w:r>
-            <w:proofErr w:type="spellStart"/>
             <w:r>
               <w:rPr>
                 <w:rFonts w:ascii="Courier New" w:hAnsi="Courier New" w:cs="Courier New"/>
@@ -1022,7 +950,6 @@
               </w:rPr>
               <w:t>мс</w:t>
             </w:r>
-            <w:proofErr w:type="spellEnd"/>
             <w:r>
               <w:rPr>
                 <w:rFonts w:ascii="Courier New" w:hAnsi="Courier New" w:cs="Courier New"/>
@@ -1061,7 +988,7 @@
         </w:tc>
         <w:tc>
           <w:tcPr>
-            <w:tcW w:w="5954" w:type="dxa"/>
+            <w:tcW w:w="2268" w:type="dxa"/>
           </w:tcPr>
           <w:p>
             <w:pPr>
@@ -1138,7 +1065,7 @@
         </w:tc>
         <w:tc>
           <w:tcPr>
-            <w:tcW w:w="2337" w:type="dxa"/>
+            <w:tcW w:w="6521" w:type="dxa"/>
           </w:tcPr>
           <w:p>
             <w:pPr>
@@ -1149,6 +1076,14 @@
                 <w:szCs w:val="24"/>
               </w:rPr>
             </w:pPr>
+            <w:r>
+              <w:rPr>
+                <w:rFonts w:ascii="Courier New" w:hAnsi="Courier New" w:cs="Courier New"/>
+                <w:sz w:val="24"/>
+                <w:szCs w:val="24"/>
+              </w:rPr>
+              <w:t>1469</w:t>
+            </w:r>
           </w:p>
         </w:tc>
       </w:tr>
@@ -1178,7 +1113,7 @@
         </w:tc>
         <w:tc>
           <w:tcPr>
-            <w:tcW w:w="5954" w:type="dxa"/>
+            <w:tcW w:w="2268" w:type="dxa"/>
           </w:tcPr>
           <w:p>
             <w:pPr>
@@ -1190,7 +1125,6 @@
                 <w:szCs w:val="24"/>
               </w:rPr>
             </w:pPr>
-            <w:proofErr w:type="spellStart"/>
             <w:r>
               <w:rPr>
                 <w:rFonts w:ascii="Courier New" w:hAnsi="Courier New" w:cs="Courier New"/>
@@ -1200,7 +1134,6 @@
               </w:rPr>
               <w:t>get</w:t>
             </w:r>
-            <w:proofErr w:type="spellEnd"/>
             <w:r>
               <w:rPr>
                 <w:rFonts w:ascii="Courier New" w:hAnsi="Courier New" w:cs="Courier New"/>
@@ -1254,7 +1187,7 @@
         </w:tc>
         <w:tc>
           <w:tcPr>
-            <w:tcW w:w="2337" w:type="dxa"/>
+            <w:tcW w:w="6521" w:type="dxa"/>
           </w:tcPr>
           <w:p>
             <w:pPr>
@@ -1265,6 +1198,14 @@
                 <w:szCs w:val="24"/>
               </w:rPr>
             </w:pPr>
+            <w:r>
+              <w:rPr>
+                <w:rFonts w:ascii="Courier New" w:hAnsi="Courier New" w:cs="Courier New"/>
+                <w:sz w:val="24"/>
+                <w:szCs w:val="24"/>
+              </w:rPr>
+              <w:t>1358</w:t>
+            </w:r>
           </w:p>
         </w:tc>
       </w:tr>
@@ -1296,7 +1237,7 @@
         </w:tc>
         <w:tc>
           <w:tcPr>
-            <w:tcW w:w="5954" w:type="dxa"/>
+            <w:tcW w:w="2268" w:type="dxa"/>
           </w:tcPr>
           <w:p>
             <w:pPr>
@@ -1372,7 +1313,7 @@
         </w:tc>
         <w:tc>
           <w:tcPr>
-            <w:tcW w:w="2337" w:type="dxa"/>
+            <w:tcW w:w="6521" w:type="dxa"/>
           </w:tcPr>
           <w:p>
             <w:pPr>
@@ -1383,6 +1324,14 @@
                 <w:szCs w:val="24"/>
               </w:rPr>
             </w:pPr>
+            <w:r>
+              <w:rPr>
+                <w:rFonts w:ascii="Courier New" w:hAnsi="Courier New" w:cs="Courier New"/>
+                <w:sz w:val="24"/>
+                <w:szCs w:val="24"/>
+              </w:rPr>
+              <w:t>606</w:t>
+            </w:r>
           </w:p>
         </w:tc>
       </w:tr>
@@ -1464,51 +1413,82 @@
           <w:sz w:val="28"/>
           <w:szCs w:val="28"/>
         </w:rPr>
+        <w:t xml:space="preserve"> 17-0</w:t>
+      </w:r>
+      <w:r>
+        <w:rPr>
+          <w:rFonts w:ascii="Courier New" w:hAnsi="Courier New" w:cs="Courier New"/>
+          <w:sz w:val="28"/>
+          <w:szCs w:val="28"/>
+        </w:rPr>
+        <w:t>3</w:t>
+      </w:r>
+      <w:r>
+        <w:rPr>
+          <w:rFonts w:ascii="Courier New" w:hAnsi="Courier New" w:cs="Courier New"/>
+          <w:sz w:val="28"/>
+          <w:szCs w:val="28"/>
+        </w:rPr>
+        <w:t>.</w:t>
+      </w:r>
+      <w:r>
+        <w:rPr>
+          <w:rFonts w:ascii="Courier New" w:hAnsi="Courier New" w:cs="Courier New"/>
+          <w:sz w:val="28"/>
+          <w:szCs w:val="28"/>
+          <w:lang w:val="en-US"/>
+        </w:rPr>
+        <w:t>js</w:t>
+      </w:r>
+      <w:r>
+        <w:rPr>
+          <w:rFonts w:ascii="Courier New" w:hAnsi="Courier New" w:cs="Courier New"/>
+          <w:sz w:val="28"/>
+          <w:szCs w:val="28"/>
+        </w:rPr>
+        <w:t>,</w:t>
+      </w:r>
+      <w:r>
+        <w:rPr>
+          <w:rFonts w:ascii="Courier New" w:hAnsi="Courier New" w:cs="Courier New"/>
+          <w:sz w:val="28"/>
+          <w:szCs w:val="28"/>
+        </w:rPr>
         <w:t xml:space="preserve"> </w:t>
       </w:r>
-      <w:proofErr w:type="gramStart"/>
-      <w:r>
-        <w:rPr>
-          <w:rFonts w:ascii="Courier New" w:hAnsi="Courier New" w:cs="Courier New"/>
-          <w:sz w:val="28"/>
-          <w:szCs w:val="28"/>
-        </w:rPr>
-        <w:t>17-0</w:t>
-      </w:r>
-      <w:r>
-        <w:rPr>
-          <w:rFonts w:ascii="Courier New" w:hAnsi="Courier New" w:cs="Courier New"/>
-          <w:sz w:val="28"/>
-          <w:szCs w:val="28"/>
-        </w:rPr>
-        <w:t>3</w:t>
-      </w:r>
-      <w:r>
-        <w:rPr>
-          <w:rFonts w:ascii="Courier New" w:hAnsi="Courier New" w:cs="Courier New"/>
-          <w:sz w:val="28"/>
-          <w:szCs w:val="28"/>
-        </w:rPr>
-        <w:t>.</w:t>
-      </w:r>
-      <w:proofErr w:type="spellStart"/>
-      <w:r>
-        <w:rPr>
-          <w:rFonts w:ascii="Courier New" w:hAnsi="Courier New" w:cs="Courier New"/>
+      <w:r>
+        <w:rPr>
+          <w:rFonts w:ascii="Courier New" w:hAnsi="Courier New" w:cs="Courier New"/>
+          <w:sz w:val="28"/>
+          <w:szCs w:val="28"/>
+        </w:rPr>
+        <w:t xml:space="preserve"> позволяющее исследовать скорость выполнения</w:t>
+      </w:r>
+      <w:r>
+        <w:rPr>
+          <w:rFonts w:ascii="Courier New" w:hAnsi="Courier New" w:cs="Courier New"/>
+          <w:sz w:val="28"/>
+          <w:szCs w:val="28"/>
+        </w:rPr>
+        <w:t xml:space="preserve"> 10000</w:t>
+      </w:r>
+      <w:r>
+        <w:rPr>
+          <w:rFonts w:ascii="Courier New" w:hAnsi="Courier New" w:cs="Courier New"/>
+          <w:sz w:val="28"/>
+          <w:szCs w:val="28"/>
+        </w:rPr>
+        <w:t xml:space="preserve"> запросов </w:t>
+      </w:r>
+      <w:r>
+        <w:rPr>
+          <w:rFonts w:ascii="Courier New" w:hAnsi="Courier New" w:cs="Courier New"/>
+          <w:b/>
           <w:sz w:val="28"/>
           <w:szCs w:val="28"/>
           <w:lang w:val="en-US"/>
         </w:rPr>
-        <w:t>js</w:t>
-      </w:r>
-      <w:proofErr w:type="spellEnd"/>
-      <w:r>
-        <w:rPr>
-          <w:rFonts w:ascii="Courier New" w:hAnsi="Courier New" w:cs="Courier New"/>
-          <w:sz w:val="28"/>
-          <w:szCs w:val="28"/>
-        </w:rPr>
-        <w:t>,</w:t>
+        <w:t>incr</w:t>
       </w:r>
       <w:r>
         <w:rPr>
@@ -1524,34 +1504,32 @@
           <w:sz w:val="28"/>
           <w:szCs w:val="28"/>
         </w:rPr>
-        <w:t xml:space="preserve"> позволяющее</w:t>
-      </w:r>
-      <w:proofErr w:type="gramEnd"/>
-      <w:r>
-        <w:rPr>
-          <w:rFonts w:ascii="Courier New" w:hAnsi="Courier New" w:cs="Courier New"/>
-          <w:sz w:val="28"/>
-          <w:szCs w:val="28"/>
-        </w:rPr>
-        <w:t xml:space="preserve"> исследовать скорость выполнения</w:t>
-      </w:r>
-      <w:r>
-        <w:rPr>
-          <w:rFonts w:ascii="Courier New" w:hAnsi="Courier New" w:cs="Courier New"/>
-          <w:sz w:val="28"/>
-          <w:szCs w:val="28"/>
-        </w:rPr>
-        <w:t xml:space="preserve"> 10000</w:t>
-      </w:r>
-      <w:r>
-        <w:rPr>
-          <w:rFonts w:ascii="Courier New" w:hAnsi="Courier New" w:cs="Courier New"/>
-          <w:sz w:val="28"/>
-          <w:szCs w:val="28"/>
-        </w:rPr>
-        <w:t xml:space="preserve"> запросов </w:t>
-      </w:r>
-      <w:proofErr w:type="spellStart"/>
+        <w:t xml:space="preserve">и </w:t>
+      </w:r>
+      <w:r>
+        <w:rPr>
+          <w:rFonts w:ascii="Courier New" w:hAnsi="Courier New" w:cs="Courier New"/>
+          <w:sz w:val="28"/>
+          <w:szCs w:val="28"/>
+        </w:rPr>
+        <w:t xml:space="preserve">  10000 </w:t>
+      </w:r>
+      <w:r>
+        <w:rPr>
+          <w:rFonts w:ascii="Courier New" w:hAnsi="Courier New" w:cs="Courier New"/>
+          <w:sz w:val="28"/>
+          <w:szCs w:val="28"/>
+        </w:rPr>
+        <w:t xml:space="preserve">запросов </w:t>
+      </w:r>
+      <w:r>
+        <w:rPr>
+          <w:rFonts w:ascii="Courier New" w:hAnsi="Courier New" w:cs="Courier New"/>
+          <w:sz w:val="28"/>
+          <w:szCs w:val="28"/>
+        </w:rPr>
+        <w:t xml:space="preserve"> </w:t>
+      </w:r>
       <w:r>
         <w:rPr>
           <w:rFonts w:ascii="Courier New" w:hAnsi="Courier New" w:cs="Courier New"/>
@@ -1560,61 +1538,8 @@
           <w:szCs w:val="28"/>
           <w:lang w:val="en-US"/>
         </w:rPr>
-        <w:t>incr</w:t>
-      </w:r>
-      <w:proofErr w:type="spellEnd"/>
-      <w:r>
-        <w:rPr>
-          <w:rFonts w:ascii="Courier New" w:hAnsi="Courier New" w:cs="Courier New"/>
-          <w:sz w:val="28"/>
-          <w:szCs w:val="28"/>
-        </w:rPr>
-        <w:t xml:space="preserve"> </w:t>
-      </w:r>
-      <w:r>
-        <w:rPr>
-          <w:rFonts w:ascii="Courier New" w:hAnsi="Courier New" w:cs="Courier New"/>
-          <w:sz w:val="28"/>
-          <w:szCs w:val="28"/>
-        </w:rPr>
-        <w:t xml:space="preserve">и </w:t>
-      </w:r>
-      <w:r>
-        <w:rPr>
-          <w:rFonts w:ascii="Courier New" w:hAnsi="Courier New" w:cs="Courier New"/>
-          <w:sz w:val="28"/>
-          <w:szCs w:val="28"/>
-        </w:rPr>
-        <w:t xml:space="preserve">  10000 </w:t>
-      </w:r>
-      <w:r>
-        <w:rPr>
-          <w:rFonts w:ascii="Courier New" w:hAnsi="Courier New" w:cs="Courier New"/>
-          <w:sz w:val="28"/>
-          <w:szCs w:val="28"/>
-        </w:rPr>
-        <w:t xml:space="preserve">запросов </w:t>
-      </w:r>
-      <w:r>
-        <w:rPr>
-          <w:rFonts w:ascii="Courier New" w:hAnsi="Courier New" w:cs="Courier New"/>
-          <w:sz w:val="28"/>
-          <w:szCs w:val="28"/>
-        </w:rPr>
-        <w:t xml:space="preserve"> </w:t>
-      </w:r>
-      <w:proofErr w:type="spellStart"/>
-      <w:r>
-        <w:rPr>
-          <w:rFonts w:ascii="Courier New" w:hAnsi="Courier New" w:cs="Courier New"/>
-          <w:b/>
-          <w:sz w:val="28"/>
-          <w:szCs w:val="28"/>
-          <w:lang w:val="en-US"/>
-        </w:rPr>
         <w:t>decr</w:t>
       </w:r>
-      <w:proofErr w:type="spellEnd"/>
       <w:r>
         <w:rPr>
           <w:rFonts w:ascii="Courier New" w:hAnsi="Courier New" w:cs="Courier New"/>
@@ -1674,13 +1599,13 @@
     <w:tbl>
       <w:tblPr>
         <w:tblStyle w:val="a5"/>
-        <w:tblW w:w="0" w:type="auto"/>
+        <w:tblW w:w="9351" w:type="dxa"/>
         <w:tblLook w:val="04A0" w:firstRow="1" w:lastRow="0" w:firstColumn="1" w:lastColumn="0" w:noHBand="0" w:noVBand="1"/>
       </w:tblPr>
       <w:tblGrid>
         <w:gridCol w:w="562"/>
-        <w:gridCol w:w="5954"/>
-        <w:gridCol w:w="2337"/>
+        <w:gridCol w:w="2410"/>
+        <w:gridCol w:w="6379"/>
       </w:tblGrid>
       <w:tr>
         <w:tc>
@@ -1708,7 +1633,7 @@
         </w:tc>
         <w:tc>
           <w:tcPr>
-            <w:tcW w:w="5954" w:type="dxa"/>
+            <w:tcW w:w="2410" w:type="dxa"/>
           </w:tcPr>
           <w:p>
             <w:pPr>
@@ -1761,7 +1686,7 @@
         </w:tc>
         <w:tc>
           <w:tcPr>
-            <w:tcW w:w="2337" w:type="dxa"/>
+            <w:tcW w:w="6379" w:type="dxa"/>
           </w:tcPr>
           <w:p>
             <w:pPr>
@@ -1843,7 +1768,6 @@
               </w:rPr>
               <w:t>(</w:t>
             </w:r>
-            <w:proofErr w:type="spellStart"/>
             <w:r>
               <w:rPr>
                 <w:rFonts w:ascii="Courier New" w:hAnsi="Courier New" w:cs="Courier New"/>
@@ -1852,7 +1776,671 @@
               </w:rPr>
               <w:t>мс</w:t>
             </w:r>
-            <w:proofErr w:type="spellEnd"/>
+            <w:r>
+              <w:rPr>
+                <w:rFonts w:ascii="Courier New" w:hAnsi="Courier New" w:cs="Courier New"/>
+                <w:sz w:val="24"/>
+                <w:szCs w:val="24"/>
+                <w:lang w:val="en-US"/>
+              </w:rPr>
+              <w:t>)</w:t>
+            </w:r>
+          </w:p>
+        </w:tc>
+      </w:tr>
+      <w:tr>
+        <w:trPr>
+          <w:trHeight w:val="563"/>
+        </w:trPr>
+        <w:tc>
+          <w:tcPr>
+            <w:tcW w:w="562" w:type="dxa"/>
+          </w:tcPr>
+          <w:p>
+            <w:pPr>
+              <w:jc w:val="both"/>
+              <w:rPr>
+                <w:rFonts w:ascii="Courier New" w:hAnsi="Courier New" w:cs="Courier New"/>
+                <w:sz w:val="24"/>
+                <w:szCs w:val="24"/>
+              </w:rPr>
+            </w:pPr>
+            <w:r>
+              <w:rPr>
+                <w:rFonts w:ascii="Courier New" w:hAnsi="Courier New" w:cs="Courier New"/>
+                <w:sz w:val="24"/>
+                <w:szCs w:val="24"/>
+              </w:rPr>
+              <w:t>1</w:t>
+            </w:r>
+          </w:p>
+        </w:tc>
+        <w:tc>
+          <w:tcPr>
+            <w:tcW w:w="2410" w:type="dxa"/>
+          </w:tcPr>
+          <w:p>
+            <w:pPr>
+              <w:jc w:val="both"/>
+              <w:rPr>
+                <w:rFonts w:ascii="Courier New" w:hAnsi="Courier New" w:cs="Courier New"/>
+                <w:i/>
+                <w:sz w:val="24"/>
+                <w:szCs w:val="24"/>
+                <w:lang w:val="en-US"/>
+              </w:rPr>
+            </w:pPr>
+            <w:r>
+              <w:rPr>
+                <w:rFonts w:ascii="Courier New" w:hAnsi="Courier New" w:cs="Courier New"/>
+                <w:i/>
+                <w:sz w:val="24"/>
+                <w:szCs w:val="24"/>
+                <w:lang w:val="en-US"/>
+              </w:rPr>
+              <w:t>incr</w:t>
+            </w:r>
+            <w:r>
+              <w:rPr>
+                <w:rFonts w:ascii="Courier New" w:hAnsi="Courier New" w:cs="Courier New"/>
+                <w:i/>
+                <w:sz w:val="24"/>
+                <w:szCs w:val="24"/>
+                <w:lang w:val="en-US"/>
+              </w:rPr>
+              <w:t>(</w:t>
+            </w:r>
+            <w:r>
+              <w:rPr>
+                <w:rFonts w:ascii="Courier New" w:hAnsi="Courier New" w:cs="Courier New"/>
+                <w:i/>
+                <w:sz w:val="24"/>
+                <w:szCs w:val="24"/>
+                <w:lang w:val="en-US"/>
+              </w:rPr>
+              <w:t>‘incr’</w:t>
+            </w:r>
+            <w:r>
+              <w:rPr>
+                <w:rFonts w:ascii="Courier New" w:hAnsi="Courier New" w:cs="Courier New"/>
+                <w:i/>
+                <w:sz w:val="24"/>
+                <w:szCs w:val="24"/>
+                <w:lang w:val="en-US"/>
+              </w:rPr>
+              <w:t>)</w:t>
+            </w:r>
+          </w:p>
+        </w:tc>
+        <w:tc>
+          <w:tcPr>
+            <w:tcW w:w="6379" w:type="dxa"/>
+          </w:tcPr>
+          <w:p>
+            <w:pPr>
+              <w:jc w:val="both"/>
+              <w:rPr>
+                <w:rFonts w:ascii="Courier New" w:hAnsi="Courier New" w:cs="Courier New"/>
+                <w:sz w:val="24"/>
+                <w:szCs w:val="24"/>
+              </w:rPr>
+            </w:pPr>
+            <w:r>
+              <w:rPr>
+                <w:rFonts w:ascii="Courier New" w:hAnsi="Courier New" w:cs="Courier New"/>
+                <w:sz w:val="24"/>
+                <w:szCs w:val="24"/>
+              </w:rPr>
+              <w:t>782</w:t>
+            </w:r>
+          </w:p>
+        </w:tc>
+      </w:tr>
+      <w:tr>
+        <w:trPr>
+          <w:trHeight w:val="557"/>
+        </w:trPr>
+        <w:tc>
+          <w:tcPr>
+            <w:tcW w:w="562" w:type="dxa"/>
+          </w:tcPr>
+          <w:p>
+            <w:pPr>
+              <w:jc w:val="both"/>
+              <w:rPr>
+                <w:rFonts w:ascii="Courier New" w:hAnsi="Courier New" w:cs="Courier New"/>
+                <w:sz w:val="24"/>
+                <w:szCs w:val="24"/>
+              </w:rPr>
+            </w:pPr>
+            <w:r>
+              <w:rPr>
+                <w:rFonts w:ascii="Courier New" w:hAnsi="Courier New" w:cs="Courier New"/>
+                <w:sz w:val="24"/>
+                <w:szCs w:val="24"/>
+              </w:rPr>
+              <w:t>2</w:t>
+            </w:r>
+          </w:p>
+        </w:tc>
+        <w:tc>
+          <w:tcPr>
+            <w:tcW w:w="2410" w:type="dxa"/>
+          </w:tcPr>
+          <w:p>
+            <w:pPr>
+              <w:jc w:val="both"/>
+              <w:rPr>
+                <w:rFonts w:ascii="Courier New" w:hAnsi="Courier New" w:cs="Courier New"/>
+                <w:i/>
+                <w:sz w:val="24"/>
+                <w:szCs w:val="24"/>
+              </w:rPr>
+            </w:pPr>
+            <w:r>
+              <w:rPr>
+                <w:rFonts w:ascii="Courier New" w:hAnsi="Courier New" w:cs="Courier New"/>
+                <w:i/>
+                <w:sz w:val="24"/>
+                <w:szCs w:val="24"/>
+                <w:lang w:val="en-US"/>
+              </w:rPr>
+              <w:t>decr</w:t>
+            </w:r>
+            <w:r>
+              <w:rPr>
+                <w:rFonts w:ascii="Courier New" w:hAnsi="Courier New" w:cs="Courier New"/>
+                <w:i/>
+                <w:sz w:val="24"/>
+                <w:szCs w:val="24"/>
+                <w:lang w:val="en-US"/>
+              </w:rPr>
+              <w:t>(</w:t>
+            </w:r>
+            <w:r>
+              <w:rPr>
+                <w:rFonts w:ascii="Courier New" w:hAnsi="Courier New" w:cs="Courier New"/>
+                <w:i/>
+                <w:sz w:val="24"/>
+                <w:szCs w:val="24"/>
+                <w:lang w:val="en-US"/>
+              </w:rPr>
+              <w:t>(</w:t>
+            </w:r>
+            <w:r>
+              <w:rPr>
+                <w:rFonts w:ascii="Courier New" w:hAnsi="Courier New" w:cs="Courier New"/>
+                <w:i/>
+                <w:sz w:val="24"/>
+                <w:szCs w:val="24"/>
+                <w:lang w:val="en-US"/>
+              </w:rPr>
+              <w:t>‘incr’</w:t>
+            </w:r>
+            <w:r>
+              <w:rPr>
+                <w:rFonts w:ascii="Courier New" w:hAnsi="Courier New" w:cs="Courier New"/>
+                <w:i/>
+                <w:sz w:val="24"/>
+                <w:szCs w:val="24"/>
+              </w:rPr>
+              <w:t xml:space="preserve">) </w:t>
+            </w:r>
+          </w:p>
+        </w:tc>
+        <w:tc>
+          <w:tcPr>
+            <w:tcW w:w="6379" w:type="dxa"/>
+          </w:tcPr>
+          <w:p>
+            <w:pPr>
+              <w:jc w:val="both"/>
+              <w:rPr>
+                <w:rFonts w:ascii="Courier New" w:hAnsi="Courier New" w:cs="Courier New"/>
+                <w:sz w:val="24"/>
+                <w:szCs w:val="24"/>
+              </w:rPr>
+            </w:pPr>
+            <w:r>
+              <w:rPr>
+                <w:rFonts w:ascii="Courier New" w:hAnsi="Courier New" w:cs="Courier New"/>
+                <w:sz w:val="24"/>
+                <w:szCs w:val="24"/>
+              </w:rPr>
+              <w:t>495</w:t>
+            </w:r>
+          </w:p>
+        </w:tc>
+      </w:tr>
+    </w:tbl>
+    <w:p>
+      <w:pPr>
+        <w:pStyle w:val="a3"/>
+        <w:ind w:left="0"/>
+        <w:jc w:val="both"/>
+        <w:rPr>
+          <w:rFonts w:ascii="Courier New" w:hAnsi="Courier New" w:cs="Courier New"/>
+          <w:sz w:val="28"/>
+          <w:szCs w:val="28"/>
+        </w:rPr>
+      </w:pPr>
+    </w:p>
+    <w:p>
+      <w:pPr>
+        <w:rPr>
+          <w:rFonts w:ascii="Courier New" w:hAnsi="Courier New" w:cs="Courier New"/>
+          <w:b/>
+          <w:sz w:val="28"/>
+          <w:szCs w:val="28"/>
+          <w:u w:val="single"/>
+        </w:rPr>
+      </w:pPr>
+      <w:r>
+        <w:rPr>
+          <w:rFonts w:ascii="Courier New" w:hAnsi="Courier New" w:cs="Courier New"/>
+          <w:b/>
+          <w:sz w:val="28"/>
+          <w:szCs w:val="28"/>
+          <w:u w:val="single"/>
+        </w:rPr>
+        <w:t>Задание 0</w:t>
+      </w:r>
+      <w:r>
+        <w:rPr>
+          <w:rFonts w:ascii="Courier New" w:hAnsi="Courier New" w:cs="Courier New"/>
+          <w:b/>
+          <w:sz w:val="28"/>
+          <w:szCs w:val="28"/>
+          <w:u w:val="single"/>
+        </w:rPr>
+        <w:t>4</w:t>
+      </w:r>
+    </w:p>
+    <w:p>
+      <w:pPr>
+        <w:pStyle w:val="a3"/>
+        <w:numPr>
+          <w:ilvl w:val="0"/>
+          <w:numId w:val="1"/>
+        </w:numPr>
+        <w:jc w:val="both"/>
+        <w:rPr>
+          <w:rFonts w:ascii="Courier New" w:hAnsi="Courier New" w:cs="Courier New"/>
+          <w:sz w:val="28"/>
+          <w:szCs w:val="28"/>
+        </w:rPr>
+      </w:pPr>
+      <w:r>
+        <w:rPr>
+          <w:rFonts w:ascii="Courier New" w:hAnsi="Courier New" w:cs="Courier New"/>
+          <w:sz w:val="28"/>
+          <w:szCs w:val="28"/>
+        </w:rPr>
+        <w:t>Разработайте приложение</w:t>
+      </w:r>
+      <w:r>
+        <w:rPr>
+          <w:rFonts w:ascii="Courier New" w:hAnsi="Courier New" w:cs="Courier New"/>
+          <w:sz w:val="28"/>
+          <w:szCs w:val="28"/>
+        </w:rPr>
+        <w:t xml:space="preserve"> 17-</w:t>
+      </w:r>
+      <w:r>
+        <w:rPr>
+          <w:rFonts w:ascii="Courier New" w:hAnsi="Courier New" w:cs="Courier New"/>
+          <w:sz w:val="28"/>
+          <w:szCs w:val="28"/>
+        </w:rPr>
+        <w:t>04</w:t>
+      </w:r>
+      <w:r>
+        <w:rPr>
+          <w:rFonts w:ascii="Courier New" w:hAnsi="Courier New" w:cs="Courier New"/>
+          <w:sz w:val="28"/>
+          <w:szCs w:val="28"/>
+        </w:rPr>
+        <w:t>.</w:t>
+      </w:r>
+      <w:r>
+        <w:rPr>
+          <w:rFonts w:ascii="Courier New" w:hAnsi="Courier New" w:cs="Courier New"/>
+          <w:sz w:val="28"/>
+          <w:szCs w:val="28"/>
+          <w:lang w:val="en-US"/>
+        </w:rPr>
+        <w:t>js</w:t>
+      </w:r>
+      <w:r>
+        <w:rPr>
+          <w:rFonts w:ascii="Courier New" w:hAnsi="Courier New" w:cs="Courier New"/>
+          <w:sz w:val="28"/>
+          <w:szCs w:val="28"/>
+        </w:rPr>
+        <w:t>,</w:t>
+      </w:r>
+      <w:r>
+        <w:rPr>
+          <w:rFonts w:ascii="Courier New" w:hAnsi="Courier New" w:cs="Courier New"/>
+          <w:sz w:val="28"/>
+          <w:szCs w:val="28"/>
+        </w:rPr>
+        <w:t xml:space="preserve"> </w:t>
+      </w:r>
+      <w:r>
+        <w:rPr>
+          <w:rFonts w:ascii="Courier New" w:hAnsi="Courier New" w:cs="Courier New"/>
+          <w:sz w:val="28"/>
+          <w:szCs w:val="28"/>
+        </w:rPr>
+        <w:t xml:space="preserve"> позволяющее исследовать скорость выполнения</w:t>
+      </w:r>
+      <w:r>
+        <w:rPr>
+          <w:rFonts w:ascii="Courier New" w:hAnsi="Courier New" w:cs="Courier New"/>
+          <w:sz w:val="28"/>
+          <w:szCs w:val="28"/>
+        </w:rPr>
+        <w:t xml:space="preserve"> 10000</w:t>
+      </w:r>
+      <w:r>
+        <w:rPr>
+          <w:rFonts w:ascii="Courier New" w:hAnsi="Courier New" w:cs="Courier New"/>
+          <w:sz w:val="28"/>
+          <w:szCs w:val="28"/>
+        </w:rPr>
+        <w:t xml:space="preserve"> запросов </w:t>
+      </w:r>
+      <w:r>
+        <w:rPr>
+          <w:rFonts w:ascii="Courier New" w:hAnsi="Courier New" w:cs="Courier New"/>
+          <w:b/>
+          <w:sz w:val="28"/>
+          <w:szCs w:val="28"/>
+          <w:lang w:val="en-US"/>
+        </w:rPr>
+        <w:t>hset</w:t>
+      </w:r>
+      <w:r>
+        <w:rPr>
+          <w:rFonts w:ascii="Courier New" w:hAnsi="Courier New" w:cs="Courier New"/>
+          <w:sz w:val="28"/>
+          <w:szCs w:val="28"/>
+        </w:rPr>
+        <w:t xml:space="preserve"> </w:t>
+      </w:r>
+      <w:r>
+        <w:rPr>
+          <w:rFonts w:ascii="Courier New" w:hAnsi="Courier New" w:cs="Courier New"/>
+          <w:sz w:val="28"/>
+          <w:szCs w:val="28"/>
+        </w:rPr>
+        <w:t xml:space="preserve">и </w:t>
+      </w:r>
+      <w:r>
+        <w:rPr>
+          <w:rFonts w:ascii="Courier New" w:hAnsi="Courier New" w:cs="Courier New"/>
+          <w:sz w:val="28"/>
+          <w:szCs w:val="28"/>
+        </w:rPr>
+        <w:t xml:space="preserve">  10000 </w:t>
+      </w:r>
+      <w:r>
+        <w:rPr>
+          <w:rFonts w:ascii="Courier New" w:hAnsi="Courier New" w:cs="Courier New"/>
+          <w:sz w:val="28"/>
+          <w:szCs w:val="28"/>
+        </w:rPr>
+        <w:t xml:space="preserve">запросов </w:t>
+      </w:r>
+      <w:r>
+        <w:rPr>
+          <w:rFonts w:ascii="Courier New" w:hAnsi="Courier New" w:cs="Courier New"/>
+          <w:sz w:val="28"/>
+          <w:szCs w:val="28"/>
+        </w:rPr>
+        <w:t xml:space="preserve"> </w:t>
+      </w:r>
+      <w:bookmarkStart w:id="0" w:name="_GoBack"/>
+      <w:r>
+        <w:rPr>
+          <w:rFonts w:ascii="Courier New" w:hAnsi="Courier New" w:cs="Courier New"/>
+          <w:b/>
+          <w:sz w:val="28"/>
+          <w:szCs w:val="28"/>
+          <w:lang w:val="en-US"/>
+        </w:rPr>
+        <w:t>hget</w:t>
+      </w:r>
+      <w:bookmarkEnd w:id="0"/>
+      <w:r>
+        <w:rPr>
+          <w:rFonts w:ascii="Courier New" w:hAnsi="Courier New" w:cs="Courier New"/>
+          <w:sz w:val="28"/>
+          <w:szCs w:val="28"/>
+        </w:rPr>
+        <w:t xml:space="preserve">. </w:t>
+      </w:r>
+    </w:p>
+    <w:p>
+      <w:pPr>
+        <w:pStyle w:val="a3"/>
+        <w:numPr>
+          <w:ilvl w:val="0"/>
+          <w:numId w:val="1"/>
+        </w:numPr>
+        <w:jc w:val="both"/>
+        <w:rPr>
+          <w:rFonts w:ascii="Courier New" w:hAnsi="Courier New" w:cs="Courier New"/>
+          <w:sz w:val="28"/>
+          <w:szCs w:val="28"/>
+        </w:rPr>
+      </w:pPr>
+      <w:r>
+        <w:rPr>
+          <w:rFonts w:ascii="Courier New" w:hAnsi="Courier New" w:cs="Courier New"/>
+          <w:sz w:val="28"/>
+          <w:szCs w:val="28"/>
+        </w:rPr>
+        <w:t>Заполните таблицу</w:t>
+      </w:r>
+      <w:r>
+        <w:rPr>
+          <w:rFonts w:ascii="Courier New" w:hAnsi="Courier New" w:cs="Courier New"/>
+          <w:sz w:val="28"/>
+          <w:szCs w:val="28"/>
+        </w:rPr>
+        <w:t xml:space="preserve">  </w:t>
+      </w:r>
+      <w:r>
+        <w:rPr>
+          <w:rFonts w:ascii="Courier New" w:hAnsi="Courier New" w:cs="Courier New"/>
+          <w:sz w:val="28"/>
+          <w:szCs w:val="28"/>
+        </w:rPr>
+        <w:t xml:space="preserve"> </w:t>
+      </w:r>
+    </w:p>
+    <w:tbl>
+      <w:tblPr>
+        <w:tblStyle w:val="a5"/>
+        <w:tblW w:w="9351" w:type="dxa"/>
+        <w:tblLook w:val="04A0" w:firstRow="1" w:lastRow="0" w:firstColumn="1" w:lastColumn="0" w:noHBand="0" w:noVBand="1"/>
+      </w:tblPr>
+      <w:tblGrid>
+        <w:gridCol w:w="562"/>
+        <w:gridCol w:w="4536"/>
+        <w:gridCol w:w="4253"/>
+      </w:tblGrid>
+      <w:tr>
+        <w:tc>
+          <w:tcPr>
+            <w:tcW w:w="562" w:type="dxa"/>
+          </w:tcPr>
+          <w:p>
+            <w:pPr>
+              <w:jc w:val="both"/>
+              <w:rPr>
+                <w:rFonts w:ascii="Courier New" w:hAnsi="Courier New" w:cs="Courier New"/>
+                <w:sz w:val="24"/>
+                <w:szCs w:val="24"/>
+              </w:rPr>
+            </w:pPr>
+            <w:r>
+              <w:rPr>
+                <w:rFonts w:ascii="Courier New" w:hAnsi="Courier New" w:cs="Courier New"/>
+                <w:sz w:val="24"/>
+                <w:szCs w:val="24"/>
+              </w:rPr>
+              <w:t>№</w:t>
+            </w:r>
+          </w:p>
+        </w:tc>
+        <w:tc>
+          <w:tcPr>
+            <w:tcW w:w="4536" w:type="dxa"/>
+          </w:tcPr>
+          <w:p>
+            <w:pPr>
+              <w:jc w:val="center"/>
+              <w:rPr>
+                <w:rFonts w:ascii="Courier New" w:hAnsi="Courier New" w:cs="Courier New"/>
+                <w:sz w:val="24"/>
+                <w:szCs w:val="24"/>
+              </w:rPr>
+            </w:pPr>
+            <w:r>
+              <w:rPr>
+                <w:rFonts w:ascii="Courier New" w:hAnsi="Courier New" w:cs="Courier New"/>
+                <w:sz w:val="24"/>
+                <w:szCs w:val="24"/>
+              </w:rPr>
+              <w:t>Операция</w:t>
+            </w:r>
+          </w:p>
+          <w:p>
+            <w:pPr>
+              <w:jc w:val="center"/>
+              <w:rPr>
+                <w:rFonts w:ascii="Courier New" w:hAnsi="Courier New" w:cs="Courier New"/>
+                <w:sz w:val="24"/>
+                <w:szCs w:val="24"/>
+              </w:rPr>
+            </w:pPr>
+          </w:p>
+          <w:p>
+            <w:pPr>
+              <w:jc w:val="center"/>
+              <w:rPr>
+                <w:rFonts w:ascii="Courier New" w:hAnsi="Courier New" w:cs="Courier New"/>
+                <w:sz w:val="24"/>
+                <w:szCs w:val="24"/>
+                <w:lang w:val="en-US"/>
+              </w:rPr>
+            </w:pPr>
+            <w:r>
+              <w:rPr>
+                <w:rFonts w:ascii="Courier New" w:hAnsi="Courier New" w:cs="Courier New"/>
+                <w:sz w:val="24"/>
+                <w:szCs w:val="24"/>
+                <w:lang w:val="en-US"/>
+              </w:rPr>
+              <w:t>set(‘incr’,0)</w:t>
+            </w:r>
+          </w:p>
+        </w:tc>
+        <w:tc>
+          <w:tcPr>
+            <w:tcW w:w="4253" w:type="dxa"/>
+          </w:tcPr>
+          <w:p>
+            <w:pPr>
+              <w:jc w:val="center"/>
+              <w:rPr>
+                <w:rFonts w:ascii="Courier New" w:hAnsi="Courier New" w:cs="Courier New"/>
+                <w:sz w:val="24"/>
+                <w:szCs w:val="24"/>
+              </w:rPr>
+            </w:pPr>
+            <w:r>
+              <w:rPr>
+                <w:rFonts w:ascii="Courier New" w:hAnsi="Courier New" w:cs="Courier New"/>
+                <w:sz w:val="24"/>
+                <w:szCs w:val="24"/>
+              </w:rPr>
+              <w:t>В</w:t>
+            </w:r>
+            <w:r>
+              <w:rPr>
+                <w:rFonts w:ascii="Courier New" w:hAnsi="Courier New" w:cs="Courier New"/>
+                <w:sz w:val="24"/>
+                <w:szCs w:val="24"/>
+              </w:rPr>
+              <w:t>ыполнени</w:t>
+            </w:r>
+            <w:r>
+              <w:rPr>
+                <w:rFonts w:ascii="Courier New" w:hAnsi="Courier New" w:cs="Courier New"/>
+                <w:sz w:val="24"/>
+                <w:szCs w:val="24"/>
+              </w:rPr>
+              <w:t>е</w:t>
+            </w:r>
+          </w:p>
+          <w:p>
+            <w:pPr>
+              <w:jc w:val="center"/>
+              <w:rPr>
+                <w:rFonts w:ascii="Courier New" w:hAnsi="Courier New" w:cs="Courier New"/>
+                <w:sz w:val="24"/>
+                <w:szCs w:val="24"/>
+              </w:rPr>
+            </w:pPr>
+            <w:r>
+              <w:rPr>
+                <w:rFonts w:ascii="Courier New" w:hAnsi="Courier New" w:cs="Courier New"/>
+                <w:sz w:val="24"/>
+                <w:szCs w:val="24"/>
+                <w:lang w:val="en-US"/>
+              </w:rPr>
+              <w:t xml:space="preserve">10000 </w:t>
+            </w:r>
+            <w:r>
+              <w:rPr>
+                <w:rFonts w:ascii="Courier New" w:hAnsi="Courier New" w:cs="Courier New"/>
+                <w:sz w:val="24"/>
+                <w:szCs w:val="24"/>
+              </w:rPr>
+              <w:t>операций</w:t>
+            </w:r>
+          </w:p>
+          <w:p>
+            <w:pPr>
+              <w:jc w:val="center"/>
+              <w:rPr>
+                <w:rFonts w:ascii="Courier New" w:hAnsi="Courier New" w:cs="Courier New"/>
+                <w:sz w:val="24"/>
+                <w:szCs w:val="24"/>
+                <w:lang w:val="en-US"/>
+              </w:rPr>
+            </w:pPr>
+            <w:r>
+              <w:rPr>
+                <w:rFonts w:ascii="Courier New" w:hAnsi="Courier New" w:cs="Courier New"/>
+                <w:sz w:val="24"/>
+                <w:szCs w:val="24"/>
+                <w:lang w:val="en-US"/>
+              </w:rPr>
+              <w:t>(</w:t>
+            </w:r>
+            <w:r>
+              <w:rPr>
+                <w:rFonts w:ascii="Courier New" w:hAnsi="Courier New" w:cs="Courier New"/>
+                <w:sz w:val="24"/>
+                <w:szCs w:val="24"/>
+              </w:rPr>
+              <w:t>мс</w:t>
+            </w:r>
             <w:r>
               <w:rPr>
                 <w:rFonts w:ascii="Courier New" w:hAnsi="Courier New" w:cs="Courier New"/>
@@ -1891,7 +2479,7 @@
         </w:tc>
         <w:tc>
           <w:tcPr>
-            <w:tcW w:w="5954" w:type="dxa"/>
+            <w:tcW w:w="4536" w:type="dxa"/>
           </w:tcPr>
           <w:p>
             <w:pPr>
@@ -1904,7 +2492,6 @@
                 <w:lang w:val="en-US"/>
               </w:rPr>
             </w:pPr>
-            <w:proofErr w:type="spellStart"/>
             <w:r>
               <w:rPr>
                 <w:rFonts w:ascii="Courier New" w:hAnsi="Courier New" w:cs="Courier New"/>
@@ -1913,9 +2500,8 @@
                 <w:szCs w:val="24"/>
                 <w:lang w:val="en-US"/>
               </w:rPr>
-              <w:t>incr</w:t>
-            </w:r>
-            <w:proofErr w:type="spellEnd"/>
+              <w:t>hset</w:t>
+            </w:r>
             <w:r>
               <w:rPr>
                 <w:rFonts w:ascii="Courier New" w:hAnsi="Courier New" w:cs="Courier New"/>
@@ -1929,14 +2515,14 @@
             <w:r>
               <w:rPr>
                 <w:rFonts w:ascii="Courier New" w:hAnsi="Courier New" w:cs="Courier New"/>
+                <w:b/>
                 <w:i/>
                 <w:sz w:val="24"/>
                 <w:szCs w:val="24"/>
                 <w:lang w:val="en-US"/>
               </w:rPr>
-              <w:t>‘</w:t>
-            </w:r>
-            <w:proofErr w:type="spellStart"/>
+              <w:t>n</w:t>
+            </w:r>
             <w:r>
               <w:rPr>
                 <w:rFonts w:ascii="Courier New" w:hAnsi="Courier New" w:cs="Courier New"/>
@@ -1945,18 +2531,18 @@
                 <w:szCs w:val="24"/>
                 <w:lang w:val="en-US"/>
               </w:rPr>
-              <w:t>incr</w:t>
-            </w:r>
-            <w:proofErr w:type="spellEnd"/>
-            <w:r>
-              <w:rPr>
-                <w:rFonts w:ascii="Courier New" w:hAnsi="Courier New" w:cs="Courier New"/>
+              <w:t>, ‘{id:n,val:”val-</w:t>
+            </w:r>
+            <w:r>
+              <w:rPr>
+                <w:rFonts w:ascii="Courier New" w:hAnsi="Courier New" w:cs="Courier New"/>
+                <w:b/>
                 <w:i/>
                 <w:sz w:val="24"/>
                 <w:szCs w:val="24"/>
                 <w:lang w:val="en-US"/>
               </w:rPr>
-              <w:t>’</w:t>
+              <w:t>n</w:t>
             </w:r>
             <w:r>
               <w:rPr>
@@ -1966,13 +2552,64 @@
                 <w:szCs w:val="24"/>
                 <w:lang w:val="en-US"/>
               </w:rPr>
+              <w:t>”}’</w:t>
+            </w:r>
+            <w:r>
+              <w:rPr>
+                <w:rFonts w:ascii="Courier New" w:hAnsi="Courier New" w:cs="Courier New"/>
+                <w:i/>
+                <w:sz w:val="24"/>
+                <w:szCs w:val="24"/>
+                <w:lang w:val="en-US"/>
+              </w:rPr>
               <w:t>)</w:t>
+            </w:r>
+            <w:r>
+              <w:rPr>
+                <w:rFonts w:ascii="Courier New" w:hAnsi="Courier New" w:cs="Courier New"/>
+                <w:i/>
+                <w:sz w:val="24"/>
+                <w:szCs w:val="24"/>
+                <w:lang w:val="en-US"/>
+              </w:rPr>
+              <w:t>,</w:t>
+            </w:r>
+          </w:p>
+          <w:p>
+            <w:pPr>
+              <w:jc w:val="both"/>
+              <w:rPr>
+                <w:rFonts w:ascii="Courier New" w:hAnsi="Courier New" w:cs="Courier New"/>
+                <w:i/>
+                <w:sz w:val="24"/>
+                <w:szCs w:val="24"/>
+                <w:lang w:val="en-US"/>
+              </w:rPr>
+            </w:pPr>
+            <w:r>
+              <w:rPr>
+                <w:rFonts w:ascii="Courier New" w:hAnsi="Courier New" w:cs="Courier New"/>
+                <w:b/>
+                <w:sz w:val="24"/>
+                <w:szCs w:val="24"/>
+                <w:lang w:val="en-US"/>
+              </w:rPr>
+              <w:t>n</w:t>
+            </w:r>
+            <w:r>
+              <w:rPr>
+                <w:rFonts w:ascii="Courier New" w:hAnsi="Courier New" w:cs="Courier New"/>
+                <w:sz w:val="24"/>
+                <w:szCs w:val="24"/>
+                <w:lang w:val="en-US"/>
+              </w:rPr>
+              <w:t xml:space="preserve"> = 1…10000</w:t>
             </w:r>
           </w:p>
         </w:tc>
         <w:tc>
           <w:tcPr>
-            <w:tcW w:w="2337" w:type="dxa"/>
+            <w:tcW w:w="4253" w:type="dxa"/>
           </w:tcPr>
           <w:p>
             <w:pPr>
@@ -1981,8 +2618,18 @@
                 <w:rFonts w:ascii="Courier New" w:hAnsi="Courier New" w:cs="Courier New"/>
                 <w:sz w:val="24"/>
                 <w:szCs w:val="24"/>
+                <w:lang w:val="en-US"/>
               </w:rPr>
             </w:pPr>
+            <w:r>
+              <w:rPr>
+                <w:rFonts w:ascii="Courier New" w:hAnsi="Courier New" w:cs="Courier New"/>
+                <w:sz w:val="24"/>
+                <w:szCs w:val="24"/>
+                <w:lang w:val="en-US"/>
+              </w:rPr>
+              <w:t>1421</w:t>
+            </w:r>
           </w:p>
         </w:tc>
       </w:tr>
@@ -2012,7 +2659,7 @@
         </w:tc>
         <w:tc>
           <w:tcPr>
-            <w:tcW w:w="5954" w:type="dxa"/>
+            <w:tcW w:w="4536" w:type="dxa"/>
           </w:tcPr>
           <w:p>
             <w:pPr>
@@ -2024,7 +2671,6 @@
                 <w:szCs w:val="24"/>
               </w:rPr>
             </w:pPr>
-            <w:proofErr w:type="spellStart"/>
             <w:r>
               <w:rPr>
                 <w:rFonts w:ascii="Courier New" w:hAnsi="Courier New" w:cs="Courier New"/>
@@ -2033,9 +2679,8 @@
                 <w:szCs w:val="24"/>
                 <w:lang w:val="en-US"/>
               </w:rPr>
-              <w:t>decr</w:t>
-            </w:r>
-            <w:proofErr w:type="spellEnd"/>
+              <w:t>hget</w:t>
+            </w:r>
             <w:r>
               <w:rPr>
                 <w:rFonts w:ascii="Courier New" w:hAnsi="Courier New" w:cs="Courier New"/>
@@ -2054,7 +2699,7 @@
                 <w:szCs w:val="24"/>
                 <w:lang w:val="en-US"/>
               </w:rPr>
-              <w:t>(</w:t>
+              <w:t>n</w:t>
             </w:r>
             <w:r>
               <w:rPr>
@@ -2062,11 +2707,9 @@
                 <w:i/>
                 <w:sz w:val="24"/>
                 <w:szCs w:val="24"/>
-                <w:lang w:val="en-US"/>
-              </w:rPr>
-              <w:t>‘</w:t>
-            </w:r>
-            <w:proofErr w:type="spellStart"/>
+              </w:rPr>
+              <w:t>)</w:t>
+            </w:r>
             <w:r>
               <w:rPr>
                 <w:rFonts w:ascii="Courier New" w:hAnsi="Courier New" w:cs="Courier New"/>
@@ -2075,33 +2718,52 @@
                 <w:szCs w:val="24"/>
                 <w:lang w:val="en-US"/>
               </w:rPr>
-              <w:t>incr</w:t>
-            </w:r>
-            <w:proofErr w:type="spellEnd"/>
+              <w:t xml:space="preserve">, </w:t>
+            </w:r>
             <w:r>
               <w:rPr>
                 <w:rFonts w:ascii="Courier New" w:hAnsi="Courier New" w:cs="Courier New"/>
                 <w:i/>
                 <w:sz w:val="24"/>
                 <w:szCs w:val="24"/>
-                <w:lang w:val="en-US"/>
-              </w:rPr>
-              <w:t>’</w:t>
-            </w:r>
-            <w:r>
+              </w:rPr>
+              <w:t xml:space="preserve"> </w:t>
+            </w:r>
+          </w:p>
+          <w:p>
+            <w:pPr>
+              <w:jc w:val="both"/>
               <w:rPr>
                 <w:rFonts w:ascii="Courier New" w:hAnsi="Courier New" w:cs="Courier New"/>
                 <w:i/>
                 <w:sz w:val="24"/>
                 <w:szCs w:val="24"/>
               </w:rPr>
-              <w:t xml:space="preserve">) </w:t>
+            </w:pPr>
+            <w:r>
+              <w:rPr>
+                <w:rFonts w:ascii="Courier New" w:hAnsi="Courier New" w:cs="Courier New"/>
+                <w:b/>
+                <w:sz w:val="24"/>
+                <w:szCs w:val="24"/>
+                <w:lang w:val="en-US"/>
+              </w:rPr>
+              <w:t>n</w:t>
+            </w:r>
+            <w:r>
+              <w:rPr>
+                <w:rFonts w:ascii="Courier New" w:hAnsi="Courier New" w:cs="Courier New"/>
+                <w:sz w:val="24"/>
+                <w:szCs w:val="24"/>
+                <w:lang w:val="en-US"/>
+              </w:rPr>
+              <w:t xml:space="preserve"> = 1…10000</w:t>
             </w:r>
           </w:p>
         </w:tc>
         <w:tc>
           <w:tcPr>
-            <w:tcW w:w="2337" w:type="dxa"/>
+            <w:tcW w:w="4253" w:type="dxa"/>
           </w:tcPr>
           <w:p>
             <w:pPr>
@@ -2112,6 +2774,14 @@
                 <w:szCs w:val="24"/>
               </w:rPr>
             </w:pPr>
+            <w:r>
+              <w:rPr>
+                <w:rFonts w:ascii="Courier New" w:hAnsi="Courier New" w:cs="Courier New"/>
+                <w:sz w:val="24"/>
+                <w:szCs w:val="24"/>
+              </w:rPr>
+              <w:t>449</w:t>
+            </w:r>
           </w:p>
         </w:tc>
       </w:tr>
@@ -2130,12 +2800,25 @@
     </w:p>
     <w:p>
       <w:pPr>
+        <w:pStyle w:val="a3"/>
+        <w:ind w:left="0"/>
+        <w:jc w:val="both"/>
+        <w:rPr>
+          <w:rFonts w:ascii="Courier New" w:hAnsi="Courier New" w:cs="Courier New"/>
+          <w:sz w:val="28"/>
+          <w:szCs w:val="28"/>
+        </w:rPr>
+      </w:pPr>
+    </w:p>
+    <w:p>
+      <w:pPr>
         <w:rPr>
           <w:rFonts w:ascii="Courier New" w:hAnsi="Courier New" w:cs="Courier New"/>
           <w:b/>
           <w:sz w:val="28"/>
           <w:szCs w:val="28"/>
           <w:u w:val="single"/>
+          <w:lang w:val="en-US"/>
         </w:rPr>
       </w:pPr>
       <w:r>
@@ -2146,7 +2829,6 @@
           <w:szCs w:val="28"/>
           <w:u w:val="single"/>
         </w:rPr>
-        <w:lastRenderedPageBreak/>
         <w:t>Задание 0</w:t>
       </w:r>
       <w:r>
@@ -2156,8 +2838,9 @@
           <w:sz w:val="28"/>
           <w:szCs w:val="28"/>
           <w:u w:val="single"/>
-        </w:rPr>
-        <w:t>4</w:t>
+          <w:lang w:val="en-US"/>
+        </w:rPr>
+        <w:t>5</w:t>
       </w:r>
     </w:p>
     <w:p>
@@ -2188,164 +2871,159 @@
           <w:sz w:val="28"/>
           <w:szCs w:val="28"/>
         </w:rPr>
+        <w:t xml:space="preserve"> 17-</w:t>
+      </w:r>
+      <w:r>
+        <w:rPr>
+          <w:rFonts w:ascii="Courier New" w:hAnsi="Courier New" w:cs="Courier New"/>
+          <w:sz w:val="28"/>
+          <w:szCs w:val="28"/>
+        </w:rPr>
+        <w:t>0</w:t>
+      </w:r>
+      <w:r>
+        <w:rPr>
+          <w:rFonts w:ascii="Courier New" w:hAnsi="Courier New" w:cs="Courier New"/>
+          <w:sz w:val="28"/>
+          <w:szCs w:val="28"/>
+        </w:rPr>
+        <w:t>5</w:t>
+      </w:r>
+      <w:r>
+        <w:rPr>
+          <w:rFonts w:ascii="Courier New" w:hAnsi="Courier New" w:cs="Courier New"/>
+          <w:sz w:val="28"/>
+          <w:szCs w:val="28"/>
+        </w:rPr>
+        <w:t>.</w:t>
+      </w:r>
+      <w:r>
+        <w:rPr>
+          <w:rFonts w:ascii="Courier New" w:hAnsi="Courier New" w:cs="Courier New"/>
+          <w:sz w:val="28"/>
+          <w:szCs w:val="28"/>
+          <w:lang w:val="en-US"/>
+        </w:rPr>
+        <w:t>js</w:t>
+      </w:r>
+      <w:r>
+        <w:rPr>
+          <w:rFonts w:ascii="Courier New" w:hAnsi="Courier New" w:cs="Courier New"/>
+          <w:sz w:val="28"/>
+          <w:szCs w:val="28"/>
+        </w:rPr>
+        <w:t xml:space="preserve">, демонстрирующее механизм </w:t>
+      </w:r>
+      <w:r>
+        <w:rPr>
+          <w:rFonts w:ascii="Courier New" w:hAnsi="Courier New" w:cs="Courier New"/>
+          <w:b/>
+          <w:sz w:val="28"/>
+          <w:szCs w:val="28"/>
+          <w:lang w:val="en-US"/>
+        </w:rPr>
+        <w:t>publish</w:t>
+      </w:r>
+      <w:r>
+        <w:rPr>
+          <w:rFonts w:ascii="Courier New" w:hAnsi="Courier New" w:cs="Courier New"/>
+          <w:b/>
+          <w:sz w:val="28"/>
+          <w:szCs w:val="28"/>
+        </w:rPr>
+        <w:t>/</w:t>
+      </w:r>
+      <w:r>
+        <w:rPr>
+          <w:rFonts w:ascii="Courier New" w:hAnsi="Courier New" w:cs="Courier New"/>
+          <w:b/>
+          <w:sz w:val="28"/>
+          <w:szCs w:val="28"/>
+          <w:lang w:val="en-US"/>
+        </w:rPr>
+        <w:t>subscribe</w:t>
+      </w:r>
+      <w:r>
+        <w:rPr>
+          <w:rFonts w:ascii="Courier New" w:hAnsi="Courier New" w:cs="Courier New"/>
+          <w:b/>
+          <w:sz w:val="28"/>
+          <w:szCs w:val="28"/>
+        </w:rPr>
+        <w:t>.</w:t>
+      </w:r>
+    </w:p>
+    <w:p>
+      <w:pPr>
+        <w:jc w:val="both"/>
+        <w:rPr>
+          <w:rFonts w:ascii="Courier New" w:hAnsi="Courier New" w:cs="Courier New"/>
+          <w:sz w:val="28"/>
+          <w:szCs w:val="28"/>
+        </w:rPr>
+      </w:pPr>
+    </w:p>
+    <w:p>
+      <w:pPr>
+        <w:pStyle w:val="a3"/>
+        <w:ind w:left="0"/>
+        <w:jc w:val="both"/>
+        <w:rPr>
+          <w:rFonts w:ascii="Courier New" w:hAnsi="Courier New" w:cs="Courier New"/>
+          <w:sz w:val="28"/>
+          <w:szCs w:val="28"/>
+        </w:rPr>
+      </w:pPr>
+    </w:p>
+    <w:p>
+      <w:pPr>
+        <w:pStyle w:val="a3"/>
+        <w:ind w:left="0"/>
+        <w:jc w:val="both"/>
+        <w:rPr>
+          <w:rFonts w:ascii="Courier New" w:hAnsi="Courier New" w:cs="Courier New"/>
+          <w:sz w:val="28"/>
+          <w:szCs w:val="28"/>
+        </w:rPr>
+      </w:pPr>
+      <w:r>
+        <w:rPr>
+          <w:rFonts w:ascii="Courier New" w:hAnsi="Courier New" w:cs="Courier New"/>
+          <w:b/>
+          <w:sz w:val="28"/>
+          <w:szCs w:val="28"/>
+          <w:u w:val="single"/>
+        </w:rPr>
+        <w:t>Задание 0</w:t>
+      </w:r>
+      <w:r>
+        <w:rPr>
+          <w:rFonts w:ascii="Courier New" w:hAnsi="Courier New" w:cs="Courier New"/>
+          <w:b/>
+          <w:sz w:val="28"/>
+          <w:szCs w:val="28"/>
+          <w:u w:val="single"/>
+          <w:lang w:val="en-US"/>
+        </w:rPr>
+        <w:t>6</w:t>
+      </w:r>
+      <w:r>
+        <w:rPr>
+          <w:rFonts w:ascii="Courier New" w:hAnsi="Courier New" w:cs="Courier New"/>
+          <w:b/>
+          <w:sz w:val="28"/>
+          <w:szCs w:val="28"/>
+          <w:u w:val="single"/>
+        </w:rPr>
         <w:t xml:space="preserve"> </w:t>
       </w:r>
-      <w:proofErr w:type="gramStart"/>
-      <w:r>
-        <w:rPr>
-          <w:rFonts w:ascii="Courier New" w:hAnsi="Courier New" w:cs="Courier New"/>
-          <w:sz w:val="28"/>
-          <w:szCs w:val="28"/>
-        </w:rPr>
-        <w:t>17-</w:t>
-      </w:r>
-      <w:r>
-        <w:rPr>
-          <w:rFonts w:ascii="Courier New" w:hAnsi="Courier New" w:cs="Courier New"/>
-          <w:sz w:val="28"/>
-          <w:szCs w:val="28"/>
-        </w:rPr>
-        <w:t>04</w:t>
-      </w:r>
-      <w:r>
-        <w:rPr>
-          <w:rFonts w:ascii="Courier New" w:hAnsi="Courier New" w:cs="Courier New"/>
-          <w:sz w:val="28"/>
-          <w:szCs w:val="28"/>
-        </w:rPr>
-        <w:t>.</w:t>
-      </w:r>
-      <w:proofErr w:type="spellStart"/>
-      <w:r>
-        <w:rPr>
-          <w:rFonts w:ascii="Courier New" w:hAnsi="Courier New" w:cs="Courier New"/>
-          <w:sz w:val="28"/>
-          <w:szCs w:val="28"/>
-          <w:lang w:val="en-US"/>
-        </w:rPr>
-        <w:t>js</w:t>
-      </w:r>
-      <w:proofErr w:type="spellEnd"/>
-      <w:r>
-        <w:rPr>
-          <w:rFonts w:ascii="Courier New" w:hAnsi="Courier New" w:cs="Courier New"/>
-          <w:sz w:val="28"/>
-          <w:szCs w:val="28"/>
-        </w:rPr>
-        <w:t>,</w:t>
-      </w:r>
-      <w:r>
-        <w:rPr>
-          <w:rFonts w:ascii="Courier New" w:hAnsi="Courier New" w:cs="Courier New"/>
-          <w:sz w:val="28"/>
-          <w:szCs w:val="28"/>
-        </w:rPr>
-        <w:t xml:space="preserve"> </w:t>
-      </w:r>
-      <w:r>
-        <w:rPr>
-          <w:rFonts w:ascii="Courier New" w:hAnsi="Courier New" w:cs="Courier New"/>
-          <w:sz w:val="28"/>
-          <w:szCs w:val="28"/>
-        </w:rPr>
-        <w:t xml:space="preserve"> позволяющее</w:t>
-      </w:r>
-      <w:proofErr w:type="gramEnd"/>
-      <w:r>
-        <w:rPr>
-          <w:rFonts w:ascii="Courier New" w:hAnsi="Courier New" w:cs="Courier New"/>
-          <w:sz w:val="28"/>
-          <w:szCs w:val="28"/>
-        </w:rPr>
-        <w:t xml:space="preserve"> исследовать скорость выполнения</w:t>
-      </w:r>
-      <w:r>
-        <w:rPr>
-          <w:rFonts w:ascii="Courier New" w:hAnsi="Courier New" w:cs="Courier New"/>
-          <w:sz w:val="28"/>
-          <w:szCs w:val="28"/>
-        </w:rPr>
-        <w:t xml:space="preserve"> 10000</w:t>
-      </w:r>
-      <w:r>
-        <w:rPr>
-          <w:rFonts w:ascii="Courier New" w:hAnsi="Courier New" w:cs="Courier New"/>
-          <w:sz w:val="28"/>
-          <w:szCs w:val="28"/>
-        </w:rPr>
-        <w:t xml:space="preserve"> запросов </w:t>
-      </w:r>
-      <w:proofErr w:type="spellStart"/>
-      <w:r>
-        <w:rPr>
-          <w:rFonts w:ascii="Courier New" w:hAnsi="Courier New" w:cs="Courier New"/>
-          <w:b/>
-          <w:sz w:val="28"/>
-          <w:szCs w:val="28"/>
-          <w:lang w:val="en-US"/>
-        </w:rPr>
-        <w:t>hset</w:t>
-      </w:r>
-      <w:proofErr w:type="spellEnd"/>
-      <w:r>
-        <w:rPr>
-          <w:rFonts w:ascii="Courier New" w:hAnsi="Courier New" w:cs="Courier New"/>
-          <w:sz w:val="28"/>
-          <w:szCs w:val="28"/>
-        </w:rPr>
-        <w:t xml:space="preserve"> </w:t>
-      </w:r>
-      <w:r>
-        <w:rPr>
-          <w:rFonts w:ascii="Courier New" w:hAnsi="Courier New" w:cs="Courier New"/>
-          <w:sz w:val="28"/>
-          <w:szCs w:val="28"/>
-        </w:rPr>
-        <w:t xml:space="preserve">и </w:t>
-      </w:r>
-      <w:r>
-        <w:rPr>
-          <w:rFonts w:ascii="Courier New" w:hAnsi="Courier New" w:cs="Courier New"/>
-          <w:sz w:val="28"/>
-          <w:szCs w:val="28"/>
-        </w:rPr>
-        <w:t xml:space="preserve">  10000 </w:t>
-      </w:r>
-      <w:r>
-        <w:rPr>
-          <w:rFonts w:ascii="Courier New" w:hAnsi="Courier New" w:cs="Courier New"/>
-          <w:sz w:val="28"/>
-          <w:szCs w:val="28"/>
-        </w:rPr>
-        <w:t xml:space="preserve">запросов </w:t>
-      </w:r>
-      <w:r>
-        <w:rPr>
-          <w:rFonts w:ascii="Courier New" w:hAnsi="Courier New" w:cs="Courier New"/>
-          <w:sz w:val="28"/>
-          <w:szCs w:val="28"/>
-        </w:rPr>
-        <w:t xml:space="preserve"> </w:t>
-      </w:r>
-      <w:proofErr w:type="spellStart"/>
-      <w:r>
-        <w:rPr>
-          <w:rFonts w:ascii="Courier New" w:hAnsi="Courier New" w:cs="Courier New"/>
-          <w:b/>
-          <w:sz w:val="28"/>
-          <w:szCs w:val="28"/>
-          <w:lang w:val="en-US"/>
-        </w:rPr>
-        <w:t>hget</w:t>
-      </w:r>
-      <w:proofErr w:type="spellEnd"/>
-      <w:r>
-        <w:rPr>
-          <w:rFonts w:ascii="Courier New" w:hAnsi="Courier New" w:cs="Courier New"/>
-          <w:sz w:val="28"/>
-          <w:szCs w:val="28"/>
-        </w:rPr>
-        <w:t xml:space="preserve">. </w:t>
+      <w:r>
+        <w:rPr>
+          <w:rFonts w:ascii="Courier New" w:hAnsi="Courier New" w:cs="Courier New"/>
+          <w:sz w:val="28"/>
+          <w:szCs w:val="28"/>
+        </w:rPr>
+        <w:t>Ответьте на следующие вопросы</w:t>
       </w:r>
     </w:p>
     <w:p>
@@ -2360,646 +3038,61 @@
           <w:rFonts w:ascii="Courier New" w:hAnsi="Courier New" w:cs="Courier New"/>
           <w:sz w:val="28"/>
           <w:szCs w:val="28"/>
-        </w:rPr>
-      </w:pPr>
-      <w:r>
-        <w:rPr>
-          <w:rFonts w:ascii="Courier New" w:hAnsi="Courier New" w:cs="Courier New"/>
-          <w:sz w:val="28"/>
-          <w:szCs w:val="28"/>
-        </w:rPr>
-        <w:t>Заполните таблицу</w:t>
-      </w:r>
-      <w:r>
-        <w:rPr>
-          <w:rFonts w:ascii="Courier New" w:hAnsi="Courier New" w:cs="Courier New"/>
-          <w:sz w:val="28"/>
-          <w:szCs w:val="28"/>
-        </w:rPr>
-        <w:t xml:space="preserve">  </w:t>
-      </w:r>
-      <w:r>
-        <w:rPr>
-          <w:rFonts w:ascii="Courier New" w:hAnsi="Courier New" w:cs="Courier New"/>
-          <w:sz w:val="28"/>
-          <w:szCs w:val="28"/>
+          <w:lang w:val="en-US"/>
+        </w:rPr>
+      </w:pPr>
+      <w:r>
+        <w:rPr>
+          <w:rFonts w:ascii="Courier New" w:hAnsi="Courier New" w:cs="Courier New"/>
+          <w:sz w:val="28"/>
+          <w:szCs w:val="28"/>
+        </w:rPr>
+        <w:t>Поясните</w:t>
+      </w:r>
+      <w:r>
+        <w:rPr>
+          <w:rFonts w:ascii="Courier New" w:hAnsi="Courier New" w:cs="Courier New"/>
+          <w:sz w:val="28"/>
+          <w:szCs w:val="28"/>
+          <w:lang w:val="en-US"/>
         </w:rPr>
         <w:t xml:space="preserve"> </w:t>
       </w:r>
-    </w:p>
-    <w:tbl>
-      <w:tblPr>
-        <w:tblStyle w:val="a5"/>
-        <w:tblW w:w="0" w:type="auto"/>
-        <w:tblLook w:val="04A0" w:firstRow="1" w:lastRow="0" w:firstColumn="1" w:lastColumn="0" w:noHBand="0" w:noVBand="1"/>
-      </w:tblPr>
-      <w:tblGrid>
-        <w:gridCol w:w="562"/>
-        <w:gridCol w:w="5954"/>
-        <w:gridCol w:w="2337"/>
-      </w:tblGrid>
-      <w:tr>
-        <w:tc>
-          <w:tcPr>
-            <w:tcW w:w="562" w:type="dxa"/>
-          </w:tcPr>
-          <w:p>
-            <w:pPr>
-              <w:jc w:val="both"/>
-              <w:rPr>
-                <w:rFonts w:ascii="Courier New" w:hAnsi="Courier New" w:cs="Courier New"/>
-                <w:sz w:val="24"/>
-                <w:szCs w:val="24"/>
-              </w:rPr>
-            </w:pPr>
-            <w:r>
-              <w:rPr>
-                <w:rFonts w:ascii="Courier New" w:hAnsi="Courier New" w:cs="Courier New"/>
-                <w:sz w:val="24"/>
-                <w:szCs w:val="24"/>
-              </w:rPr>
-              <w:t>№</w:t>
-            </w:r>
-          </w:p>
-        </w:tc>
-        <w:tc>
-          <w:tcPr>
-            <w:tcW w:w="5954" w:type="dxa"/>
-          </w:tcPr>
-          <w:p>
-            <w:pPr>
-              <w:jc w:val="center"/>
-              <w:rPr>
-                <w:rFonts w:ascii="Courier New" w:hAnsi="Courier New" w:cs="Courier New"/>
-                <w:sz w:val="24"/>
-                <w:szCs w:val="24"/>
-              </w:rPr>
-            </w:pPr>
-            <w:r>
-              <w:rPr>
-                <w:rFonts w:ascii="Courier New" w:hAnsi="Courier New" w:cs="Courier New"/>
-                <w:sz w:val="24"/>
-                <w:szCs w:val="24"/>
-              </w:rPr>
-              <w:t>Операция</w:t>
-            </w:r>
-          </w:p>
-          <w:p>
-            <w:pPr>
-              <w:jc w:val="center"/>
-              <w:rPr>
-                <w:rFonts w:ascii="Courier New" w:hAnsi="Courier New" w:cs="Courier New"/>
-                <w:sz w:val="24"/>
-                <w:szCs w:val="24"/>
-              </w:rPr>
-            </w:pPr>
-          </w:p>
-          <w:p>
-            <w:pPr>
-              <w:jc w:val="center"/>
-              <w:rPr>
-                <w:rFonts w:ascii="Courier New" w:hAnsi="Courier New" w:cs="Courier New"/>
-                <w:sz w:val="24"/>
-                <w:szCs w:val="24"/>
-                <w:lang w:val="en-US"/>
-              </w:rPr>
-            </w:pPr>
-            <w:r>
-              <w:rPr>
-                <w:rFonts w:ascii="Courier New" w:hAnsi="Courier New" w:cs="Courier New"/>
-                <w:sz w:val="24"/>
-                <w:szCs w:val="24"/>
-                <w:lang w:val="en-US"/>
-              </w:rPr>
-              <w:t>set(‘incr’,0)</w:t>
-            </w:r>
-          </w:p>
-        </w:tc>
-        <w:tc>
-          <w:tcPr>
-            <w:tcW w:w="2337" w:type="dxa"/>
-          </w:tcPr>
-          <w:p>
-            <w:pPr>
-              <w:jc w:val="center"/>
-              <w:rPr>
-                <w:rFonts w:ascii="Courier New" w:hAnsi="Courier New" w:cs="Courier New"/>
-                <w:sz w:val="24"/>
-                <w:szCs w:val="24"/>
-              </w:rPr>
-            </w:pPr>
-            <w:r>
-              <w:rPr>
-                <w:rFonts w:ascii="Courier New" w:hAnsi="Courier New" w:cs="Courier New"/>
-                <w:sz w:val="24"/>
-                <w:szCs w:val="24"/>
-              </w:rPr>
-              <w:t>В</w:t>
-            </w:r>
-            <w:r>
-              <w:rPr>
-                <w:rFonts w:ascii="Courier New" w:hAnsi="Courier New" w:cs="Courier New"/>
-                <w:sz w:val="24"/>
-                <w:szCs w:val="24"/>
-              </w:rPr>
-              <w:t>ыполнени</w:t>
-            </w:r>
-            <w:r>
-              <w:rPr>
-                <w:rFonts w:ascii="Courier New" w:hAnsi="Courier New" w:cs="Courier New"/>
-                <w:sz w:val="24"/>
-                <w:szCs w:val="24"/>
-              </w:rPr>
-              <w:t>е</w:t>
-            </w:r>
-          </w:p>
-          <w:p>
-            <w:pPr>
-              <w:jc w:val="center"/>
-              <w:rPr>
-                <w:rFonts w:ascii="Courier New" w:hAnsi="Courier New" w:cs="Courier New"/>
-                <w:sz w:val="24"/>
-                <w:szCs w:val="24"/>
-              </w:rPr>
-            </w:pPr>
-            <w:r>
-              <w:rPr>
-                <w:rFonts w:ascii="Courier New" w:hAnsi="Courier New" w:cs="Courier New"/>
-                <w:sz w:val="24"/>
-                <w:szCs w:val="24"/>
-                <w:lang w:val="en-US"/>
-              </w:rPr>
-              <w:t xml:space="preserve">10000 </w:t>
-            </w:r>
-            <w:r>
-              <w:rPr>
-                <w:rFonts w:ascii="Courier New" w:hAnsi="Courier New" w:cs="Courier New"/>
-                <w:sz w:val="24"/>
-                <w:szCs w:val="24"/>
-              </w:rPr>
-              <w:t>операций</w:t>
-            </w:r>
-          </w:p>
-          <w:p>
-            <w:pPr>
-              <w:jc w:val="center"/>
-              <w:rPr>
-                <w:rFonts w:ascii="Courier New" w:hAnsi="Courier New" w:cs="Courier New"/>
-                <w:sz w:val="24"/>
-                <w:szCs w:val="24"/>
-                <w:lang w:val="en-US"/>
-              </w:rPr>
-            </w:pPr>
-            <w:r>
-              <w:rPr>
-                <w:rFonts w:ascii="Courier New" w:hAnsi="Courier New" w:cs="Courier New"/>
-                <w:sz w:val="24"/>
-                <w:szCs w:val="24"/>
-                <w:lang w:val="en-US"/>
-              </w:rPr>
-              <w:t>(</w:t>
-            </w:r>
-            <w:proofErr w:type="spellStart"/>
-            <w:r>
-              <w:rPr>
-                <w:rFonts w:ascii="Courier New" w:hAnsi="Courier New" w:cs="Courier New"/>
-                <w:sz w:val="24"/>
-                <w:szCs w:val="24"/>
-              </w:rPr>
-              <w:t>мс</w:t>
-            </w:r>
-            <w:proofErr w:type="spellEnd"/>
-            <w:r>
-              <w:rPr>
-                <w:rFonts w:ascii="Courier New" w:hAnsi="Courier New" w:cs="Courier New"/>
-                <w:sz w:val="24"/>
-                <w:szCs w:val="24"/>
-                <w:lang w:val="en-US"/>
-              </w:rPr>
-              <w:t>)</w:t>
-            </w:r>
-          </w:p>
-        </w:tc>
-      </w:tr>
-      <w:tr>
-        <w:tc>
-          <w:tcPr>
-            <w:tcW w:w="562" w:type="dxa"/>
-          </w:tcPr>
-          <w:p>
-            <w:pPr>
-              <w:jc w:val="both"/>
-              <w:rPr>
-                <w:rFonts w:ascii="Courier New" w:hAnsi="Courier New" w:cs="Courier New"/>
-                <w:sz w:val="24"/>
-                <w:szCs w:val="24"/>
-              </w:rPr>
-            </w:pPr>
-            <w:r>
-              <w:rPr>
-                <w:rFonts w:ascii="Courier New" w:hAnsi="Courier New" w:cs="Courier New"/>
-                <w:sz w:val="24"/>
-                <w:szCs w:val="24"/>
-              </w:rPr>
-              <w:t>1</w:t>
-            </w:r>
-          </w:p>
-        </w:tc>
-        <w:tc>
-          <w:tcPr>
-            <w:tcW w:w="5954" w:type="dxa"/>
-          </w:tcPr>
-          <w:p>
-            <w:pPr>
-              <w:jc w:val="both"/>
-              <w:rPr>
-                <w:rFonts w:ascii="Courier New" w:hAnsi="Courier New" w:cs="Courier New"/>
-                <w:i/>
-                <w:sz w:val="24"/>
-                <w:szCs w:val="24"/>
-                <w:lang w:val="en-US"/>
-              </w:rPr>
-            </w:pPr>
-            <w:proofErr w:type="spellStart"/>
-            <w:r>
-              <w:rPr>
-                <w:rFonts w:ascii="Courier New" w:hAnsi="Courier New" w:cs="Courier New"/>
-                <w:i/>
-                <w:sz w:val="24"/>
-                <w:szCs w:val="24"/>
-                <w:lang w:val="en-US"/>
-              </w:rPr>
-              <w:t>hset</w:t>
-            </w:r>
-            <w:proofErr w:type="spellEnd"/>
-            <w:r>
-              <w:rPr>
-                <w:rFonts w:ascii="Courier New" w:hAnsi="Courier New" w:cs="Courier New"/>
-                <w:i/>
-                <w:sz w:val="24"/>
-                <w:szCs w:val="24"/>
-                <w:lang w:val="en-US"/>
-              </w:rPr>
-              <w:t>(</w:t>
-            </w:r>
-            <w:r>
-              <w:rPr>
-                <w:rFonts w:ascii="Courier New" w:hAnsi="Courier New" w:cs="Courier New"/>
-                <w:b/>
-                <w:i/>
-                <w:sz w:val="24"/>
-                <w:szCs w:val="24"/>
-                <w:lang w:val="en-US"/>
-              </w:rPr>
-              <w:t>n</w:t>
-            </w:r>
-            <w:r>
-              <w:rPr>
-                <w:rFonts w:ascii="Courier New" w:hAnsi="Courier New" w:cs="Courier New"/>
-                <w:i/>
-                <w:sz w:val="24"/>
-                <w:szCs w:val="24"/>
-                <w:lang w:val="en-US"/>
-              </w:rPr>
-              <w:t>, ‘{id:n,</w:t>
-            </w:r>
-            <w:proofErr w:type="spellStart"/>
-            <w:r>
-              <w:rPr>
-                <w:rFonts w:ascii="Courier New" w:hAnsi="Courier New" w:cs="Courier New"/>
-                <w:i/>
-                <w:sz w:val="24"/>
-                <w:szCs w:val="24"/>
-                <w:lang w:val="en-US"/>
-              </w:rPr>
-              <w:t>val</w:t>
-            </w:r>
-            <w:proofErr w:type="spellEnd"/>
-            <w:r>
-              <w:rPr>
-                <w:rFonts w:ascii="Courier New" w:hAnsi="Courier New" w:cs="Courier New"/>
-                <w:i/>
-                <w:sz w:val="24"/>
-                <w:szCs w:val="24"/>
-                <w:lang w:val="en-US"/>
-              </w:rPr>
-              <w:t>:”</w:t>
-            </w:r>
-            <w:proofErr w:type="spellStart"/>
-            <w:r>
-              <w:rPr>
-                <w:rFonts w:ascii="Courier New" w:hAnsi="Courier New" w:cs="Courier New"/>
-                <w:i/>
-                <w:sz w:val="24"/>
-                <w:szCs w:val="24"/>
-                <w:lang w:val="en-US"/>
-              </w:rPr>
-              <w:t>val</w:t>
-            </w:r>
-            <w:proofErr w:type="spellEnd"/>
-            <w:r>
-              <w:rPr>
-                <w:rFonts w:ascii="Courier New" w:hAnsi="Courier New" w:cs="Courier New"/>
-                <w:i/>
-                <w:sz w:val="24"/>
-                <w:szCs w:val="24"/>
-                <w:lang w:val="en-US"/>
-              </w:rPr>
-              <w:t>-</w:t>
-            </w:r>
-            <w:r>
-              <w:rPr>
-                <w:rFonts w:ascii="Courier New" w:hAnsi="Courier New" w:cs="Courier New"/>
-                <w:b/>
-                <w:i/>
-                <w:sz w:val="24"/>
-                <w:szCs w:val="24"/>
-                <w:lang w:val="en-US"/>
-              </w:rPr>
-              <w:t>n</w:t>
-            </w:r>
-            <w:r>
-              <w:rPr>
-                <w:rFonts w:ascii="Courier New" w:hAnsi="Courier New" w:cs="Courier New"/>
-                <w:i/>
-                <w:sz w:val="24"/>
-                <w:szCs w:val="24"/>
-                <w:lang w:val="en-US"/>
-              </w:rPr>
-              <w:t>”}’</w:t>
-            </w:r>
-            <w:r>
-              <w:rPr>
-                <w:rFonts w:ascii="Courier New" w:hAnsi="Courier New" w:cs="Courier New"/>
-                <w:i/>
-                <w:sz w:val="24"/>
-                <w:szCs w:val="24"/>
-                <w:lang w:val="en-US"/>
-              </w:rPr>
-              <w:t>)</w:t>
-            </w:r>
-            <w:r>
-              <w:rPr>
-                <w:rFonts w:ascii="Courier New" w:hAnsi="Courier New" w:cs="Courier New"/>
-                <w:i/>
-                <w:sz w:val="24"/>
-                <w:szCs w:val="24"/>
-                <w:lang w:val="en-US"/>
-              </w:rPr>
-              <w:t>,</w:t>
-            </w:r>
-          </w:p>
-          <w:p>
-            <w:pPr>
-              <w:jc w:val="both"/>
-              <w:rPr>
-                <w:rFonts w:ascii="Courier New" w:hAnsi="Courier New" w:cs="Courier New"/>
-                <w:i/>
-                <w:sz w:val="24"/>
-                <w:szCs w:val="24"/>
-                <w:lang w:val="en-US"/>
-              </w:rPr>
-            </w:pPr>
-            <w:r>
-              <w:rPr>
-                <w:rFonts w:ascii="Courier New" w:hAnsi="Courier New" w:cs="Courier New"/>
-                <w:b/>
-                <w:sz w:val="24"/>
-                <w:szCs w:val="24"/>
-                <w:lang w:val="en-US"/>
-              </w:rPr>
-              <w:t>n</w:t>
-            </w:r>
-            <w:r>
-              <w:rPr>
-                <w:rFonts w:ascii="Courier New" w:hAnsi="Courier New" w:cs="Courier New"/>
-                <w:sz w:val="24"/>
-                <w:szCs w:val="24"/>
-                <w:lang w:val="en-US"/>
-              </w:rPr>
-              <w:t xml:space="preserve"> = 1…10000</w:t>
-            </w:r>
-          </w:p>
-        </w:tc>
-        <w:tc>
-          <w:tcPr>
-            <w:tcW w:w="2337" w:type="dxa"/>
-          </w:tcPr>
-          <w:p>
-            <w:pPr>
-              <w:jc w:val="both"/>
-              <w:rPr>
-                <w:rFonts w:ascii="Courier New" w:hAnsi="Courier New" w:cs="Courier New"/>
-                <w:sz w:val="24"/>
-                <w:szCs w:val="24"/>
-                <w:lang w:val="en-US"/>
-              </w:rPr>
-            </w:pPr>
-          </w:p>
-        </w:tc>
-      </w:tr>
-      <w:tr>
-        <w:tc>
-          <w:tcPr>
-            <w:tcW w:w="562" w:type="dxa"/>
-          </w:tcPr>
-          <w:p>
-            <w:pPr>
-              <w:jc w:val="both"/>
-              <w:rPr>
-                <w:rFonts w:ascii="Courier New" w:hAnsi="Courier New" w:cs="Courier New"/>
-                <w:sz w:val="24"/>
-                <w:szCs w:val="24"/>
-              </w:rPr>
-            </w:pPr>
-            <w:r>
-              <w:rPr>
-                <w:rFonts w:ascii="Courier New" w:hAnsi="Courier New" w:cs="Courier New"/>
-                <w:sz w:val="24"/>
-                <w:szCs w:val="24"/>
-              </w:rPr>
-              <w:t>2</w:t>
-            </w:r>
-          </w:p>
-        </w:tc>
-        <w:tc>
-          <w:tcPr>
-            <w:tcW w:w="5954" w:type="dxa"/>
-          </w:tcPr>
-          <w:p>
-            <w:pPr>
-              <w:jc w:val="both"/>
-              <w:rPr>
-                <w:rFonts w:ascii="Courier New" w:hAnsi="Courier New" w:cs="Courier New"/>
-                <w:i/>
-                <w:sz w:val="24"/>
-                <w:szCs w:val="24"/>
-              </w:rPr>
-            </w:pPr>
-            <w:proofErr w:type="spellStart"/>
-            <w:r>
-              <w:rPr>
-                <w:rFonts w:ascii="Courier New" w:hAnsi="Courier New" w:cs="Courier New"/>
-                <w:i/>
-                <w:sz w:val="24"/>
-                <w:szCs w:val="24"/>
-                <w:lang w:val="en-US"/>
-              </w:rPr>
-              <w:t>hget</w:t>
-            </w:r>
-            <w:proofErr w:type="spellEnd"/>
-            <w:r>
-              <w:rPr>
-                <w:rFonts w:ascii="Courier New" w:hAnsi="Courier New" w:cs="Courier New"/>
-                <w:i/>
-                <w:sz w:val="24"/>
-                <w:szCs w:val="24"/>
-                <w:lang w:val="en-US"/>
-              </w:rPr>
-              <w:t>(</w:t>
-            </w:r>
-            <w:r>
-              <w:rPr>
-                <w:rFonts w:ascii="Courier New" w:hAnsi="Courier New" w:cs="Courier New"/>
-                <w:i/>
-                <w:sz w:val="24"/>
-                <w:szCs w:val="24"/>
-                <w:lang w:val="en-US"/>
-              </w:rPr>
-              <w:t>n</w:t>
-            </w:r>
-            <w:r>
-              <w:rPr>
-                <w:rFonts w:ascii="Courier New" w:hAnsi="Courier New" w:cs="Courier New"/>
-                <w:i/>
-                <w:sz w:val="24"/>
-                <w:szCs w:val="24"/>
-              </w:rPr>
-              <w:t>)</w:t>
-            </w:r>
-            <w:r>
-              <w:rPr>
-                <w:rFonts w:ascii="Courier New" w:hAnsi="Courier New" w:cs="Courier New"/>
-                <w:i/>
-                <w:sz w:val="24"/>
-                <w:szCs w:val="24"/>
-                <w:lang w:val="en-US"/>
-              </w:rPr>
-              <w:t xml:space="preserve">, </w:t>
-            </w:r>
-            <w:r>
-              <w:rPr>
-                <w:rFonts w:ascii="Courier New" w:hAnsi="Courier New" w:cs="Courier New"/>
-                <w:i/>
-                <w:sz w:val="24"/>
-                <w:szCs w:val="24"/>
-              </w:rPr>
-              <w:t xml:space="preserve"> </w:t>
-            </w:r>
-          </w:p>
-          <w:p>
-            <w:pPr>
-              <w:jc w:val="both"/>
-              <w:rPr>
-                <w:rFonts w:ascii="Courier New" w:hAnsi="Courier New" w:cs="Courier New"/>
-                <w:i/>
-                <w:sz w:val="24"/>
-                <w:szCs w:val="24"/>
-              </w:rPr>
-            </w:pPr>
-            <w:r>
-              <w:rPr>
-                <w:rFonts w:ascii="Courier New" w:hAnsi="Courier New" w:cs="Courier New"/>
-                <w:b/>
-                <w:sz w:val="24"/>
-                <w:szCs w:val="24"/>
-                <w:lang w:val="en-US"/>
-              </w:rPr>
-              <w:t>n</w:t>
-            </w:r>
-            <w:r>
-              <w:rPr>
-                <w:rFonts w:ascii="Courier New" w:hAnsi="Courier New" w:cs="Courier New"/>
-                <w:sz w:val="24"/>
-                <w:szCs w:val="24"/>
-                <w:lang w:val="en-US"/>
-              </w:rPr>
-              <w:t xml:space="preserve"> = 1…10000</w:t>
-            </w:r>
-          </w:p>
-        </w:tc>
-        <w:tc>
-          <w:tcPr>
-            <w:tcW w:w="2337" w:type="dxa"/>
-          </w:tcPr>
-          <w:p>
-            <w:pPr>
-              <w:jc w:val="both"/>
-              <w:rPr>
-                <w:rFonts w:ascii="Courier New" w:hAnsi="Courier New" w:cs="Courier New"/>
-                <w:sz w:val="24"/>
-                <w:szCs w:val="24"/>
-              </w:rPr>
-            </w:pPr>
-          </w:p>
-        </w:tc>
-      </w:tr>
-    </w:tbl>
-    <w:p>
-      <w:pPr>
-        <w:pStyle w:val="a3"/>
-        <w:ind w:left="0"/>
-        <w:jc w:val="both"/>
-        <w:rPr>
-          <w:rFonts w:ascii="Courier New" w:hAnsi="Courier New" w:cs="Courier New"/>
-          <w:sz w:val="28"/>
-          <w:szCs w:val="28"/>
-        </w:rPr>
-      </w:pPr>
-    </w:p>
-    <w:p>
-      <w:pPr>
-        <w:pStyle w:val="a3"/>
-        <w:ind w:left="0"/>
-        <w:jc w:val="both"/>
-        <w:rPr>
-          <w:rFonts w:ascii="Courier New" w:hAnsi="Courier New" w:cs="Courier New"/>
-          <w:sz w:val="28"/>
-          <w:szCs w:val="28"/>
-        </w:rPr>
-      </w:pPr>
-    </w:p>
-    <w:p>
-      <w:pPr>
+      <w:r>
+        <w:rPr>
+          <w:rFonts w:ascii="Courier New" w:hAnsi="Courier New" w:cs="Courier New"/>
+          <w:sz w:val="28"/>
+          <w:szCs w:val="28"/>
+        </w:rPr>
+        <w:t>понятие</w:t>
+      </w:r>
+      <w:r>
+        <w:rPr>
+          <w:rFonts w:ascii="Courier New" w:hAnsi="Courier New" w:cs="Courier New"/>
+          <w:sz w:val="28"/>
+          <w:szCs w:val="28"/>
+          <w:lang w:val="en-US"/>
+        </w:rPr>
+        <w:t xml:space="preserve"> </w:t>
+      </w:r>
+      <w:r>
         <w:rPr>
           <w:rFonts w:ascii="Courier New" w:hAnsi="Courier New" w:cs="Courier New"/>
           <w:b/>
           <w:sz w:val="28"/>
           <w:szCs w:val="28"/>
-          <w:u w:val="single"/>
           <w:lang w:val="en-US"/>
         </w:rPr>
-      </w:pPr>
-      <w:r>
-        <w:rPr>
-          <w:rFonts w:ascii="Courier New" w:hAnsi="Courier New" w:cs="Courier New"/>
-          <w:b/>
-          <w:sz w:val="28"/>
-          <w:szCs w:val="28"/>
-          <w:u w:val="single"/>
-        </w:rPr>
-        <w:t>Задание 0</w:t>
-      </w:r>
-      <w:r>
-        <w:rPr>
-          <w:rFonts w:ascii="Courier New" w:hAnsi="Courier New" w:cs="Courier New"/>
-          <w:b/>
-          <w:sz w:val="28"/>
-          <w:szCs w:val="28"/>
-          <w:u w:val="single"/>
+        <w:t>in-memory Database</w:t>
+      </w:r>
+      <w:r>
+        <w:rPr>
+          <w:rFonts w:ascii="Courier New" w:hAnsi="Courier New" w:cs="Courier New"/>
+          <w:sz w:val="28"/>
+          <w:szCs w:val="28"/>
           <w:lang w:val="en-US"/>
         </w:rPr>
-        <w:t>5</w:t>
+        <w:t>.</w:t>
       </w:r>
     </w:p>
     <w:p>
@@ -3014,39 +3107,25 @@
           <w:rFonts w:ascii="Courier New" w:hAnsi="Courier New" w:cs="Courier New"/>
           <w:sz w:val="28"/>
           <w:szCs w:val="28"/>
-        </w:rPr>
-      </w:pPr>
-      <w:r>
-        <w:rPr>
-          <w:rFonts w:ascii="Courier New" w:hAnsi="Courier New" w:cs="Courier New"/>
-          <w:sz w:val="28"/>
-          <w:szCs w:val="28"/>
-        </w:rPr>
-        <w:t>Разработайте приложение</w:t>
-      </w:r>
-      <w:r>
-        <w:rPr>
-          <w:rFonts w:ascii="Courier New" w:hAnsi="Courier New" w:cs="Courier New"/>
-          <w:sz w:val="28"/>
-          <w:szCs w:val="28"/>
-        </w:rPr>
-        <w:t xml:space="preserve"> 17-</w:t>
-      </w:r>
-      <w:r>
-        <w:rPr>
-          <w:rFonts w:ascii="Courier New" w:hAnsi="Courier New" w:cs="Courier New"/>
-          <w:sz w:val="28"/>
-          <w:szCs w:val="28"/>
-        </w:rPr>
-        <w:t>0</w:t>
-      </w:r>
-      <w:r>
-        <w:rPr>
-          <w:rFonts w:ascii="Courier New" w:hAnsi="Courier New" w:cs="Courier New"/>
-          <w:sz w:val="28"/>
-          <w:szCs w:val="28"/>
-        </w:rPr>
-        <w:t>5</w:t>
+          <w:lang w:val="en-US"/>
+        </w:rPr>
+      </w:pPr>
+      <w:r>
+        <w:rPr>
+          <w:rFonts w:ascii="Courier New" w:hAnsi="Courier New" w:cs="Courier New"/>
+          <w:sz w:val="28"/>
+          <w:szCs w:val="28"/>
+        </w:rPr>
+        <w:t xml:space="preserve">Поясните понятие </w:t>
+      </w:r>
+      <w:r>
+        <w:rPr>
+          <w:rFonts w:ascii="Courier New" w:hAnsi="Courier New" w:cs="Courier New"/>
+          <w:b/>
+          <w:sz w:val="28"/>
+          <w:szCs w:val="28"/>
+        </w:rPr>
+        <w:t>хэш-таблица</w:t>
       </w:r>
       <w:r>
         <w:rPr>
@@ -3055,136 +3134,6 @@
           <w:szCs w:val="28"/>
         </w:rPr>
         <w:t>.</w:t>
-      </w:r>
-      <w:proofErr w:type="spellStart"/>
-      <w:r>
-        <w:rPr>
-          <w:rFonts w:ascii="Courier New" w:hAnsi="Courier New" w:cs="Courier New"/>
-          <w:sz w:val="28"/>
-          <w:szCs w:val="28"/>
-          <w:lang w:val="en-US"/>
-        </w:rPr>
-        <w:t>js</w:t>
-      </w:r>
-      <w:proofErr w:type="spellEnd"/>
-      <w:r>
-        <w:rPr>
-          <w:rFonts w:ascii="Courier New" w:hAnsi="Courier New" w:cs="Courier New"/>
-          <w:sz w:val="28"/>
-          <w:szCs w:val="28"/>
-        </w:rPr>
-        <w:t xml:space="preserve">, демонстрирующее механизм </w:t>
-      </w:r>
-      <w:r>
-        <w:rPr>
-          <w:rFonts w:ascii="Courier New" w:hAnsi="Courier New" w:cs="Courier New"/>
-          <w:b/>
-          <w:sz w:val="28"/>
-          <w:szCs w:val="28"/>
-          <w:lang w:val="en-US"/>
-        </w:rPr>
-        <w:t>publish</w:t>
-      </w:r>
-      <w:r>
-        <w:rPr>
-          <w:rFonts w:ascii="Courier New" w:hAnsi="Courier New" w:cs="Courier New"/>
-          <w:b/>
-          <w:sz w:val="28"/>
-          <w:szCs w:val="28"/>
-        </w:rPr>
-        <w:t>/</w:t>
-      </w:r>
-      <w:r>
-        <w:rPr>
-          <w:rFonts w:ascii="Courier New" w:hAnsi="Courier New" w:cs="Courier New"/>
-          <w:b/>
-          <w:sz w:val="28"/>
-          <w:szCs w:val="28"/>
-          <w:lang w:val="en-US"/>
-        </w:rPr>
-        <w:t>subscribe</w:t>
-      </w:r>
-      <w:r>
-        <w:rPr>
-          <w:rFonts w:ascii="Courier New" w:hAnsi="Courier New" w:cs="Courier New"/>
-          <w:b/>
-          <w:sz w:val="28"/>
-          <w:szCs w:val="28"/>
-        </w:rPr>
-        <w:t>.</w:t>
-      </w:r>
-    </w:p>
-    <w:p>
-      <w:pPr>
-        <w:jc w:val="both"/>
-        <w:rPr>
-          <w:rFonts w:ascii="Courier New" w:hAnsi="Courier New" w:cs="Courier New"/>
-          <w:sz w:val="28"/>
-          <w:szCs w:val="28"/>
-        </w:rPr>
-      </w:pPr>
-    </w:p>
-    <w:p>
-      <w:pPr>
-        <w:pStyle w:val="a3"/>
-        <w:ind w:left="0"/>
-        <w:jc w:val="both"/>
-        <w:rPr>
-          <w:rFonts w:ascii="Courier New" w:hAnsi="Courier New" w:cs="Courier New"/>
-          <w:sz w:val="28"/>
-          <w:szCs w:val="28"/>
-        </w:rPr>
-      </w:pPr>
-    </w:p>
-    <w:p>
-      <w:pPr>
-        <w:pStyle w:val="a3"/>
-        <w:ind w:left="0"/>
-        <w:jc w:val="both"/>
-        <w:rPr>
-          <w:rFonts w:ascii="Courier New" w:hAnsi="Courier New" w:cs="Courier New"/>
-          <w:sz w:val="28"/>
-          <w:szCs w:val="28"/>
-        </w:rPr>
-      </w:pPr>
-      <w:r>
-        <w:rPr>
-          <w:rFonts w:ascii="Courier New" w:hAnsi="Courier New" w:cs="Courier New"/>
-          <w:b/>
-          <w:sz w:val="28"/>
-          <w:szCs w:val="28"/>
-          <w:u w:val="single"/>
-        </w:rPr>
-        <w:t>Задание 0</w:t>
-      </w:r>
-      <w:r>
-        <w:rPr>
-          <w:rFonts w:ascii="Courier New" w:hAnsi="Courier New" w:cs="Courier New"/>
-          <w:b/>
-          <w:sz w:val="28"/>
-          <w:szCs w:val="28"/>
-          <w:u w:val="single"/>
-          <w:lang w:val="en-US"/>
-        </w:rPr>
-        <w:t>6</w:t>
-      </w:r>
-      <w:r>
-        <w:rPr>
-          <w:rFonts w:ascii="Courier New" w:hAnsi="Courier New" w:cs="Courier New"/>
-          <w:b/>
-          <w:sz w:val="28"/>
-          <w:szCs w:val="28"/>
-          <w:u w:val="single"/>
-        </w:rPr>
-        <w:t xml:space="preserve"> </w:t>
-      </w:r>
-      <w:r>
-        <w:rPr>
-          <w:rFonts w:ascii="Courier New" w:hAnsi="Courier New" w:cs="Courier New"/>
-          <w:sz w:val="28"/>
-          <w:szCs w:val="28"/>
-        </w:rPr>
-        <w:t>Ответьте на следующие вопросы</w:t>
       </w:r>
     </w:p>
     <w:p>
@@ -3199,61 +3148,32 @@
           <w:rFonts w:ascii="Courier New" w:hAnsi="Courier New" w:cs="Courier New"/>
           <w:sz w:val="28"/>
           <w:szCs w:val="28"/>
+        </w:rPr>
+      </w:pPr>
+      <w:r>
+        <w:rPr>
+          <w:rFonts w:ascii="Courier New" w:hAnsi="Courier New" w:cs="Courier New"/>
+          <w:sz w:val="28"/>
+          <w:szCs w:val="28"/>
+        </w:rPr>
+        <w:t xml:space="preserve">Каким образом обеспечивается персистентность  данных в СУБД </w:t>
+      </w:r>
+      <w:r>
+        <w:rPr>
+          <w:rFonts w:ascii="Courier New" w:hAnsi="Courier New" w:cs="Courier New"/>
+          <w:sz w:val="28"/>
+          <w:szCs w:val="28"/>
           <w:lang w:val="en-US"/>
         </w:rPr>
-      </w:pPr>
-      <w:r>
-        <w:rPr>
-          <w:rFonts w:ascii="Courier New" w:hAnsi="Courier New" w:cs="Courier New"/>
-          <w:sz w:val="28"/>
-          <w:szCs w:val="28"/>
-        </w:rPr>
-        <w:t>Поясните</w:t>
-      </w:r>
-      <w:r>
-        <w:rPr>
-          <w:rFonts w:ascii="Courier New" w:hAnsi="Courier New" w:cs="Courier New"/>
-          <w:sz w:val="28"/>
-          <w:szCs w:val="28"/>
-          <w:lang w:val="en-US"/>
-        </w:rPr>
-        <w:t xml:space="preserve"> </w:t>
-      </w:r>
-      <w:r>
-        <w:rPr>
-          <w:rFonts w:ascii="Courier New" w:hAnsi="Courier New" w:cs="Courier New"/>
-          <w:sz w:val="28"/>
-          <w:szCs w:val="28"/>
-        </w:rPr>
-        <w:t>понятие</w:t>
-      </w:r>
-      <w:r>
-        <w:rPr>
-          <w:rFonts w:ascii="Courier New" w:hAnsi="Courier New" w:cs="Courier New"/>
-          <w:sz w:val="28"/>
-          <w:szCs w:val="28"/>
-          <w:lang w:val="en-US"/>
-        </w:rPr>
-        <w:t xml:space="preserve"> </w:t>
-      </w:r>
-      <w:r>
-        <w:rPr>
-          <w:rFonts w:ascii="Courier New" w:hAnsi="Courier New" w:cs="Courier New"/>
-          <w:b/>
-          <w:sz w:val="28"/>
-          <w:szCs w:val="28"/>
-          <w:lang w:val="en-US"/>
-        </w:rPr>
-        <w:t>in-memory Database</w:t>
-      </w:r>
-      <w:r>
-        <w:rPr>
-          <w:rFonts w:ascii="Courier New" w:hAnsi="Courier New" w:cs="Courier New"/>
-          <w:sz w:val="28"/>
-          <w:szCs w:val="28"/>
-          <w:lang w:val="en-US"/>
-        </w:rPr>
-        <w:t>.</w:t>
+        <w:t>Redis</w:t>
+      </w:r>
+      <w:r>
+        <w:rPr>
+          <w:rFonts w:ascii="Courier New" w:hAnsi="Courier New" w:cs="Courier New"/>
+          <w:sz w:val="28"/>
+          <w:szCs w:val="28"/>
+        </w:rPr>
+        <w:t>?</w:t>
       </w:r>
     </w:p>
     <w:p>
@@ -3268,16 +3188,48 @@
           <w:rFonts w:ascii="Courier New" w:hAnsi="Courier New" w:cs="Courier New"/>
           <w:sz w:val="28"/>
           <w:szCs w:val="28"/>
+        </w:rPr>
+      </w:pPr>
+      <w:r>
+        <w:rPr>
+          <w:rFonts w:ascii="Courier New" w:hAnsi="Courier New" w:cs="Courier New"/>
+          <w:sz w:val="28"/>
+          <w:szCs w:val="28"/>
+        </w:rPr>
+        <w:t xml:space="preserve">Поясните назначение команд СУБД </w:t>
+      </w:r>
+      <w:r>
+        <w:rPr>
+          <w:rFonts w:ascii="Courier New" w:hAnsi="Courier New" w:cs="Courier New"/>
+          <w:sz w:val="28"/>
+          <w:szCs w:val="28"/>
           <w:lang w:val="en-US"/>
         </w:rPr>
-      </w:pPr>
-      <w:r>
-        <w:rPr>
-          <w:rFonts w:ascii="Courier New" w:hAnsi="Courier New" w:cs="Courier New"/>
-          <w:sz w:val="28"/>
-          <w:szCs w:val="28"/>
-        </w:rPr>
-        <w:t xml:space="preserve">Поясните понятие </w:t>
+        <w:t>Redis</w:t>
+      </w:r>
+      <w:r>
+        <w:rPr>
+          <w:rFonts w:ascii="Courier New" w:hAnsi="Courier New" w:cs="Courier New"/>
+          <w:sz w:val="28"/>
+          <w:szCs w:val="28"/>
+        </w:rPr>
+        <w:t>:</w:t>
+      </w:r>
+      <w:r>
+        <w:rPr>
+          <w:rFonts w:ascii="Courier New" w:hAnsi="Courier New" w:cs="Courier New"/>
+          <w:sz w:val="28"/>
+          <w:szCs w:val="28"/>
+        </w:rPr>
+        <w:t xml:space="preserve"> </w:t>
+      </w:r>
+      <w:r>
+        <w:rPr>
+          <w:rFonts w:ascii="Courier New" w:hAnsi="Courier New" w:cs="Courier New"/>
+          <w:sz w:val="28"/>
+          <w:szCs w:val="28"/>
+        </w:rPr>
+        <w:t xml:space="preserve"> </w:t>
       </w:r>
       <w:r>
         <w:rPr>
@@ -3285,8 +3237,62 @@
           <w:b/>
           <w:sz w:val="28"/>
           <w:szCs w:val="28"/>
-        </w:rPr>
-        <w:t>хэш-таблица</w:t>
+          <w:lang w:val="en-US"/>
+        </w:rPr>
+        <w:t>set</w:t>
+      </w:r>
+      <w:r>
+        <w:rPr>
+          <w:rFonts w:ascii="Courier New" w:hAnsi="Courier New" w:cs="Courier New"/>
+          <w:sz w:val="28"/>
+          <w:szCs w:val="28"/>
+        </w:rPr>
+        <w:t xml:space="preserve">, </w:t>
+      </w:r>
+      <w:r>
+        <w:rPr>
+          <w:rFonts w:ascii="Courier New" w:hAnsi="Courier New" w:cs="Courier New"/>
+          <w:b/>
+          <w:sz w:val="28"/>
+          <w:szCs w:val="28"/>
+          <w:lang w:val="en-US"/>
+        </w:rPr>
+        <w:t>get</w:t>
+      </w:r>
+      <w:r>
+        <w:rPr>
+          <w:rFonts w:ascii="Courier New" w:hAnsi="Courier New" w:cs="Courier New"/>
+          <w:sz w:val="28"/>
+          <w:szCs w:val="28"/>
+        </w:rPr>
+        <w:t>,</w:t>
+      </w:r>
+      <w:r>
+        <w:rPr>
+          <w:rFonts w:ascii="Courier New" w:hAnsi="Courier New" w:cs="Courier New"/>
+          <w:sz w:val="28"/>
+          <w:szCs w:val="28"/>
+        </w:rPr>
+        <w:t xml:space="preserve"> </w:t>
+      </w:r>
+      <w:r>
+        <w:rPr>
+          <w:rFonts w:ascii="Courier New" w:hAnsi="Courier New" w:cs="Courier New"/>
+          <w:b/>
+          <w:sz w:val="28"/>
+          <w:szCs w:val="28"/>
+          <w:lang w:val="en-US"/>
+        </w:rPr>
+        <w:t>del</w:t>
+      </w:r>
+      <w:r>
+        <w:rPr>
+          <w:rFonts w:ascii="Courier New" w:hAnsi="Courier New" w:cs="Courier New"/>
+          <w:b/>
+          <w:sz w:val="28"/>
+          <w:szCs w:val="28"/>
+        </w:rPr>
+        <w:t>, getset</w:t>
       </w:r>
       <w:r>
         <w:rPr>
@@ -3317,37 +3323,8 @@
           <w:sz w:val="28"/>
           <w:szCs w:val="28"/>
         </w:rPr>
-        <w:t xml:space="preserve">Каким образом обеспечивается </w:t>
-      </w:r>
-      <w:proofErr w:type="spellStart"/>
-      <w:proofErr w:type="gramStart"/>
-      <w:r>
-        <w:rPr>
-          <w:rFonts w:ascii="Courier New" w:hAnsi="Courier New" w:cs="Courier New"/>
-          <w:sz w:val="28"/>
-          <w:szCs w:val="28"/>
-        </w:rPr>
-        <w:t>персистентность</w:t>
-      </w:r>
-      <w:proofErr w:type="spellEnd"/>
-      <w:r>
-        <w:rPr>
-          <w:rFonts w:ascii="Courier New" w:hAnsi="Courier New" w:cs="Courier New"/>
-          <w:sz w:val="28"/>
-          <w:szCs w:val="28"/>
-        </w:rPr>
-        <w:t xml:space="preserve">  данных</w:t>
-      </w:r>
-      <w:proofErr w:type="gramEnd"/>
-      <w:r>
-        <w:rPr>
-          <w:rFonts w:ascii="Courier New" w:hAnsi="Courier New" w:cs="Courier New"/>
-          <w:sz w:val="28"/>
-          <w:szCs w:val="28"/>
-        </w:rPr>
-        <w:t xml:space="preserve"> в СУБД </w:t>
-      </w:r>
-      <w:proofErr w:type="spellStart"/>
+        <w:t xml:space="preserve">Поясните назначение команд СУБД </w:t>
+      </w:r>
       <w:r>
         <w:rPr>
           <w:rFonts w:ascii="Courier New" w:hAnsi="Courier New" w:cs="Courier New"/>
@@ -3357,14 +3334,83 @@
         </w:rPr>
         <w:t>Redis</w:t>
       </w:r>
-      <w:proofErr w:type="spellEnd"/>
-      <w:r>
-        <w:rPr>
-          <w:rFonts w:ascii="Courier New" w:hAnsi="Courier New" w:cs="Courier New"/>
-          <w:sz w:val="28"/>
-          <w:szCs w:val="28"/>
-        </w:rPr>
-        <w:t>?</w:t>
+      <w:r>
+        <w:rPr>
+          <w:rFonts w:ascii="Courier New" w:hAnsi="Courier New" w:cs="Courier New"/>
+          <w:sz w:val="28"/>
+          <w:szCs w:val="28"/>
+        </w:rPr>
+        <w:t>:</w:t>
+      </w:r>
+      <w:r>
+        <w:rPr>
+          <w:rFonts w:ascii="Courier New" w:hAnsi="Courier New" w:cs="Courier New"/>
+          <w:sz w:val="28"/>
+          <w:szCs w:val="28"/>
+        </w:rPr>
+        <w:t xml:space="preserve"> </w:t>
+      </w:r>
+      <w:r>
+        <w:rPr>
+          <w:rFonts w:ascii="Courier New" w:hAnsi="Courier New" w:cs="Courier New"/>
+          <w:sz w:val="28"/>
+          <w:szCs w:val="28"/>
+        </w:rPr>
+        <w:t xml:space="preserve"> </w:t>
+      </w:r>
+      <w:r>
+        <w:rPr>
+          <w:rFonts w:ascii="Courier New" w:hAnsi="Courier New" w:cs="Courier New"/>
+          <w:b/>
+          <w:sz w:val="28"/>
+          <w:szCs w:val="28"/>
+          <w:lang w:val="en-US"/>
+        </w:rPr>
+        <w:t>incr</w:t>
+      </w:r>
+      <w:r>
+        <w:rPr>
+          <w:rFonts w:ascii="Courier New" w:hAnsi="Courier New" w:cs="Courier New"/>
+          <w:sz w:val="28"/>
+          <w:szCs w:val="28"/>
+        </w:rPr>
+        <w:t>,</w:t>
+      </w:r>
+      <w:r>
+        <w:rPr>
+          <w:rFonts w:ascii="Courier New" w:hAnsi="Courier New" w:cs="Courier New"/>
+          <w:sz w:val="28"/>
+          <w:szCs w:val="28"/>
+        </w:rPr>
+        <w:t xml:space="preserve"> </w:t>
+      </w:r>
+      <w:r>
+        <w:rPr>
+          <w:rFonts w:ascii="Courier New" w:hAnsi="Courier New" w:cs="Courier New"/>
+          <w:b/>
+          <w:sz w:val="28"/>
+          <w:szCs w:val="28"/>
+          <w:lang w:val="en-US"/>
+        </w:rPr>
+        <w:t>de</w:t>
+      </w:r>
+      <w:r>
+        <w:rPr>
+          <w:rFonts w:ascii="Courier New" w:hAnsi="Courier New" w:cs="Courier New"/>
+          <w:b/>
+          <w:sz w:val="28"/>
+          <w:szCs w:val="28"/>
+          <w:lang w:val="en-US"/>
+        </w:rPr>
+        <w:t>cr</w:t>
+      </w:r>
+      <w:r>
+        <w:rPr>
+          <w:rFonts w:ascii="Courier New" w:hAnsi="Courier New" w:cs="Courier New"/>
+          <w:sz w:val="28"/>
+          <w:szCs w:val="28"/>
+        </w:rPr>
+        <w:t>.</w:t>
       </w:r>
     </w:p>
     <w:p>
@@ -3389,8 +3435,6 @@
         </w:rPr>
         <w:t xml:space="preserve">Поясните назначение команд СУБД </w:t>
       </w:r>
-      <w:proofErr w:type="spellStart"/>
-      <w:proofErr w:type="gramStart"/>
       <w:r>
         <w:rPr>
           <w:rFonts w:ascii="Courier New" w:hAnsi="Courier New" w:cs="Courier New"/>
@@ -3400,7 +3444,6 @@
         </w:rPr>
         <w:t>Redis</w:t>
       </w:r>
-      <w:proofErr w:type="spellEnd"/>
       <w:r>
         <w:rPr>
           <w:rFonts w:ascii="Courier New" w:hAnsi="Courier New" w:cs="Courier New"/>
@@ -3415,15 +3458,7 @@
           <w:sz w:val="28"/>
           <w:szCs w:val="28"/>
         </w:rPr>
-        <w:t xml:space="preserve"> </w:t>
-      </w:r>
-      <w:r>
-        <w:rPr>
-          <w:rFonts w:ascii="Courier New" w:hAnsi="Courier New" w:cs="Courier New"/>
-          <w:sz w:val="28"/>
-          <w:szCs w:val="28"/>
-        </w:rPr>
-        <w:t xml:space="preserve"> </w:t>
+        <w:t xml:space="preserve">  </w:t>
       </w:r>
       <w:r>
         <w:rPr>
@@ -3433,12 +3468,12 @@
           <w:szCs w:val="28"/>
           <w:lang w:val="en-US"/>
         </w:rPr>
-        <w:t>set</w:t>
-      </w:r>
-      <w:proofErr w:type="gramEnd"/>
-      <w:r>
-        <w:rPr>
-          <w:rFonts w:ascii="Courier New" w:hAnsi="Courier New" w:cs="Courier New"/>
+        <w:t>mset</w:t>
+      </w:r>
+      <w:r>
+        <w:rPr>
+          <w:rFonts w:ascii="Courier New" w:hAnsi="Courier New" w:cs="Courier New"/>
+          <w:b/>
           <w:sz w:val="28"/>
           <w:szCs w:val="28"/>
         </w:rPr>
@@ -3452,54 +3487,8 @@
           <w:szCs w:val="28"/>
           <w:lang w:val="en-US"/>
         </w:rPr>
-        <w:t>get</w:t>
-      </w:r>
-      <w:r>
-        <w:rPr>
-          <w:rFonts w:ascii="Courier New" w:hAnsi="Courier New" w:cs="Courier New"/>
-          <w:sz w:val="28"/>
-          <w:szCs w:val="28"/>
-        </w:rPr>
-        <w:t>,</w:t>
-      </w:r>
-      <w:r>
-        <w:rPr>
-          <w:rFonts w:ascii="Courier New" w:hAnsi="Courier New" w:cs="Courier New"/>
-          <w:sz w:val="28"/>
-          <w:szCs w:val="28"/>
-        </w:rPr>
-        <w:t xml:space="preserve"> </w:t>
-      </w:r>
-      <w:r>
-        <w:rPr>
-          <w:rFonts w:ascii="Courier New" w:hAnsi="Courier New" w:cs="Courier New"/>
-          <w:b/>
-          <w:sz w:val="28"/>
-          <w:szCs w:val="28"/>
-          <w:lang w:val="en-US"/>
-        </w:rPr>
-        <w:t>del</w:t>
-      </w:r>
-      <w:r>
-        <w:rPr>
-          <w:rFonts w:ascii="Courier New" w:hAnsi="Courier New" w:cs="Courier New"/>
-          <w:b/>
-          <w:sz w:val="28"/>
-          <w:szCs w:val="28"/>
-        </w:rPr>
-        <w:t xml:space="preserve">, </w:t>
-      </w:r>
-      <w:proofErr w:type="spellStart"/>
-      <w:r>
-        <w:rPr>
-          <w:rFonts w:ascii="Courier New" w:hAnsi="Courier New" w:cs="Courier New"/>
-          <w:b/>
-          <w:sz w:val="28"/>
-          <w:szCs w:val="28"/>
-        </w:rPr>
-        <w:t>getset</w:t>
-      </w:r>
-      <w:proofErr w:type="spellEnd"/>
+        <w:t>mget</w:t>
+      </w:r>
       <w:r>
         <w:rPr>
           <w:rFonts w:ascii="Courier New" w:hAnsi="Courier New" w:cs="Courier New"/>
@@ -3531,8 +3520,6 @@
         </w:rPr>
         <w:t xml:space="preserve">Поясните назначение команд СУБД </w:t>
       </w:r>
-      <w:proofErr w:type="spellStart"/>
-      <w:proofErr w:type="gramStart"/>
       <w:r>
         <w:rPr>
           <w:rFonts w:ascii="Courier New" w:hAnsi="Courier New" w:cs="Courier New"/>
@@ -3542,7 +3529,6 @@
         </w:rPr>
         <w:t>Redis</w:t>
       </w:r>
-      <w:proofErr w:type="spellEnd"/>
       <w:r>
         <w:rPr>
           <w:rFonts w:ascii="Courier New" w:hAnsi="Courier New" w:cs="Courier New"/>
@@ -3557,74 +3543,73 @@
           <w:sz w:val="28"/>
           <w:szCs w:val="28"/>
         </w:rPr>
+        <w:t xml:space="preserve">  </w:t>
+      </w:r>
+      <w:r>
+        <w:rPr>
+          <w:rFonts w:ascii="Courier New" w:hAnsi="Courier New" w:cs="Courier New"/>
+          <w:b/>
+          <w:sz w:val="28"/>
+          <w:szCs w:val="28"/>
+          <w:lang w:val="en-US"/>
+        </w:rPr>
+        <w:t>h</w:t>
+      </w:r>
+      <w:r>
+        <w:rPr>
+          <w:rFonts w:ascii="Courier New" w:hAnsi="Courier New" w:cs="Courier New"/>
+          <w:b/>
+          <w:sz w:val="28"/>
+          <w:szCs w:val="28"/>
+          <w:lang w:val="en-US"/>
+        </w:rPr>
+        <w:t>set</w:t>
+      </w:r>
+      <w:r>
+        <w:rPr>
+          <w:rFonts w:ascii="Courier New" w:hAnsi="Courier New" w:cs="Courier New"/>
+          <w:b/>
+          <w:sz w:val="28"/>
+          <w:szCs w:val="28"/>
+        </w:rPr>
+        <w:t xml:space="preserve">, </w:t>
+      </w:r>
+      <w:r>
+        <w:rPr>
+          <w:rFonts w:ascii="Courier New" w:hAnsi="Courier New" w:cs="Courier New"/>
+          <w:b/>
+          <w:sz w:val="28"/>
+          <w:szCs w:val="28"/>
+          <w:lang w:val="en-US"/>
+        </w:rPr>
+        <w:t>h</w:t>
+      </w:r>
+      <w:r>
+        <w:rPr>
+          <w:rFonts w:ascii="Courier New" w:hAnsi="Courier New" w:cs="Courier New"/>
+          <w:b/>
+          <w:sz w:val="28"/>
+          <w:szCs w:val="28"/>
+          <w:lang w:val="en-US"/>
+        </w:rPr>
+        <w:t>get</w:t>
+      </w:r>
+      <w:r>
+        <w:rPr>
+          <w:rFonts w:ascii="Courier New" w:hAnsi="Courier New" w:cs="Courier New"/>
+          <w:b/>
+          <w:sz w:val="28"/>
+          <w:szCs w:val="28"/>
+        </w:rPr>
+        <w:t xml:space="preserve">. </w:t>
+      </w:r>
+      <w:r>
+        <w:rPr>
+          <w:rFonts w:ascii="Courier New" w:hAnsi="Courier New" w:cs="Courier New"/>
+          <w:sz w:val="28"/>
+          <w:szCs w:val="28"/>
+        </w:rPr>
         <w:t xml:space="preserve"> </w:t>
-      </w:r>
-      <w:r>
-        <w:rPr>
-          <w:rFonts w:ascii="Courier New" w:hAnsi="Courier New" w:cs="Courier New"/>
-          <w:sz w:val="28"/>
-          <w:szCs w:val="28"/>
-        </w:rPr>
-        <w:t xml:space="preserve"> </w:t>
-      </w:r>
-      <w:proofErr w:type="spellStart"/>
-      <w:r>
-        <w:rPr>
-          <w:rFonts w:ascii="Courier New" w:hAnsi="Courier New" w:cs="Courier New"/>
-          <w:b/>
-          <w:sz w:val="28"/>
-          <w:szCs w:val="28"/>
-          <w:lang w:val="en-US"/>
-        </w:rPr>
-        <w:t>incr</w:t>
-      </w:r>
-      <w:proofErr w:type="spellEnd"/>
-      <w:proofErr w:type="gramEnd"/>
-      <w:r>
-        <w:rPr>
-          <w:rFonts w:ascii="Courier New" w:hAnsi="Courier New" w:cs="Courier New"/>
-          <w:sz w:val="28"/>
-          <w:szCs w:val="28"/>
-        </w:rPr>
-        <w:t>,</w:t>
-      </w:r>
-      <w:r>
-        <w:rPr>
-          <w:rFonts w:ascii="Courier New" w:hAnsi="Courier New" w:cs="Courier New"/>
-          <w:sz w:val="28"/>
-          <w:szCs w:val="28"/>
-        </w:rPr>
-        <w:t xml:space="preserve"> </w:t>
-      </w:r>
-      <w:proofErr w:type="spellStart"/>
-      <w:r>
-        <w:rPr>
-          <w:rFonts w:ascii="Courier New" w:hAnsi="Courier New" w:cs="Courier New"/>
-          <w:b/>
-          <w:sz w:val="28"/>
-          <w:szCs w:val="28"/>
-          <w:lang w:val="en-US"/>
-        </w:rPr>
-        <w:t>de</w:t>
-      </w:r>
-      <w:r>
-        <w:rPr>
-          <w:rFonts w:ascii="Courier New" w:hAnsi="Courier New" w:cs="Courier New"/>
-          <w:b/>
-          <w:sz w:val="28"/>
-          <w:szCs w:val="28"/>
-          <w:lang w:val="en-US"/>
-        </w:rPr>
-        <w:t>cr</w:t>
-      </w:r>
-      <w:proofErr w:type="spellEnd"/>
-      <w:r>
-        <w:rPr>
-          <w:rFonts w:ascii="Courier New" w:hAnsi="Courier New" w:cs="Courier New"/>
-          <w:sz w:val="28"/>
-          <w:szCs w:val="28"/>
-        </w:rPr>
-        <w:t>.</w:t>
       </w:r>
     </w:p>
     <w:p>
@@ -3649,8 +3634,6 @@
         </w:rPr>
         <w:t xml:space="preserve">Поясните назначение команд СУБД </w:t>
       </w:r>
-      <w:proofErr w:type="spellStart"/>
-      <w:proofErr w:type="gramStart"/>
       <w:r>
         <w:rPr>
           <w:rFonts w:ascii="Courier New" w:hAnsi="Courier New" w:cs="Courier New"/>
@@ -3660,7 +3643,6 @@
         </w:rPr>
         <w:t>Redis</w:t>
       </w:r>
-      <w:proofErr w:type="spellEnd"/>
       <w:r>
         <w:rPr>
           <w:rFonts w:ascii="Courier New" w:hAnsi="Courier New" w:cs="Courier New"/>
@@ -3677,7 +3659,6 @@
         </w:rPr>
         <w:t xml:space="preserve">  </w:t>
       </w:r>
-      <w:proofErr w:type="spellStart"/>
       <w:r>
         <w:rPr>
           <w:rFonts w:ascii="Courier New" w:hAnsi="Courier New" w:cs="Courier New"/>
@@ -3686,20 +3667,18 @@
           <w:szCs w:val="28"/>
           <w:lang w:val="en-US"/>
         </w:rPr>
-        <w:t>mset</w:t>
-      </w:r>
-      <w:proofErr w:type="spellEnd"/>
-      <w:proofErr w:type="gramEnd"/>
+        <w:t>h</w:t>
+      </w:r>
       <w:r>
         <w:rPr>
           <w:rFonts w:ascii="Courier New" w:hAnsi="Courier New" w:cs="Courier New"/>
           <w:b/>
           <w:sz w:val="28"/>
           <w:szCs w:val="28"/>
-        </w:rPr>
-        <w:t xml:space="preserve">, </w:t>
-      </w:r>
-      <w:proofErr w:type="spellStart"/>
+          <w:lang w:val="en-US"/>
+        </w:rPr>
+        <w:t>m</w:t>
+      </w:r>
       <w:r>
         <w:rPr>
           <w:rFonts w:ascii="Courier New" w:hAnsi="Courier New" w:cs="Courier New"/>
@@ -3708,16 +3687,61 @@
           <w:szCs w:val="28"/>
           <w:lang w:val="en-US"/>
         </w:rPr>
-        <w:t>mget</w:t>
-      </w:r>
-      <w:proofErr w:type="spellEnd"/>
-      <w:r>
-        <w:rPr>
-          <w:rFonts w:ascii="Courier New" w:hAnsi="Courier New" w:cs="Courier New"/>
-          <w:sz w:val="28"/>
-          <w:szCs w:val="28"/>
-        </w:rPr>
-        <w:t>.</w:t>
+        <w:t>set</w:t>
+      </w:r>
+      <w:r>
+        <w:rPr>
+          <w:rFonts w:ascii="Courier New" w:hAnsi="Courier New" w:cs="Courier New"/>
+          <w:b/>
+          <w:sz w:val="28"/>
+          <w:szCs w:val="28"/>
+        </w:rPr>
+        <w:t>,</w:t>
+      </w:r>
+      <w:r>
+        <w:rPr>
+          <w:rFonts w:ascii="Courier New" w:hAnsi="Courier New" w:cs="Courier New"/>
+          <w:b/>
+          <w:sz w:val="28"/>
+          <w:szCs w:val="28"/>
+          <w:lang w:val="en-US"/>
+        </w:rPr>
+        <w:t>hm</w:t>
+      </w:r>
+      <w:r>
+        <w:rPr>
+          <w:rFonts w:ascii="Courier New" w:hAnsi="Courier New" w:cs="Courier New"/>
+          <w:b/>
+          <w:sz w:val="28"/>
+          <w:szCs w:val="28"/>
+          <w:lang w:val="en-US"/>
+        </w:rPr>
+        <w:t>get</w:t>
+      </w:r>
+      <w:r>
+        <w:rPr>
+          <w:rFonts w:ascii="Courier New" w:hAnsi="Courier New" w:cs="Courier New"/>
+          <w:b/>
+          <w:sz w:val="28"/>
+          <w:szCs w:val="28"/>
+        </w:rPr>
+        <w:t xml:space="preserve">. </w:t>
+      </w:r>
+      <w:r>
+        <w:rPr>
+          <w:rFonts w:ascii="Courier New" w:hAnsi="Courier New" w:cs="Courier New"/>
+          <w:sz w:val="28"/>
+          <w:szCs w:val="28"/>
+        </w:rPr>
+        <w:t xml:space="preserve"> </w:t>
+      </w:r>
+      <w:r>
+        <w:rPr>
+          <w:rFonts w:ascii="Courier New" w:hAnsi="Courier New" w:cs="Courier New"/>
+          <w:sz w:val="28"/>
+          <w:szCs w:val="28"/>
+        </w:rPr>
+        <w:t xml:space="preserve">  </w:t>
       </w:r>
     </w:p>
     <w:p>
@@ -3740,10 +3764,8 @@
           <w:sz w:val="28"/>
           <w:szCs w:val="28"/>
         </w:rPr>
-        <w:t xml:space="preserve">Поясните назначение команд СУБД </w:t>
-      </w:r>
-      <w:proofErr w:type="spellStart"/>
-      <w:proofErr w:type="gramStart"/>
+        <w:t xml:space="preserve">Поясните назначение команды СУБД </w:t>
+      </w:r>
       <w:r>
         <w:rPr>
           <w:rFonts w:ascii="Courier New" w:hAnsi="Courier New" w:cs="Courier New"/>
@@ -3753,268 +3775,6 @@
         </w:rPr>
         <w:t>Redis</w:t>
       </w:r>
-      <w:proofErr w:type="spellEnd"/>
-      <w:r>
-        <w:rPr>
-          <w:rFonts w:ascii="Courier New" w:hAnsi="Courier New" w:cs="Courier New"/>
-          <w:sz w:val="28"/>
-          <w:szCs w:val="28"/>
-        </w:rPr>
-        <w:t>:</w:t>
-      </w:r>
-      <w:r>
-        <w:rPr>
-          <w:rFonts w:ascii="Courier New" w:hAnsi="Courier New" w:cs="Courier New"/>
-          <w:sz w:val="28"/>
-          <w:szCs w:val="28"/>
-        </w:rPr>
-        <w:t xml:space="preserve">  </w:t>
-      </w:r>
-      <w:proofErr w:type="spellStart"/>
-      <w:r>
-        <w:rPr>
-          <w:rFonts w:ascii="Courier New" w:hAnsi="Courier New" w:cs="Courier New"/>
-          <w:b/>
-          <w:sz w:val="28"/>
-          <w:szCs w:val="28"/>
-          <w:lang w:val="en-US"/>
-        </w:rPr>
-        <w:t>h</w:t>
-      </w:r>
-      <w:r>
-        <w:rPr>
-          <w:rFonts w:ascii="Courier New" w:hAnsi="Courier New" w:cs="Courier New"/>
-          <w:b/>
-          <w:sz w:val="28"/>
-          <w:szCs w:val="28"/>
-          <w:lang w:val="en-US"/>
-        </w:rPr>
-        <w:t>set</w:t>
-      </w:r>
-      <w:proofErr w:type="spellEnd"/>
-      <w:proofErr w:type="gramEnd"/>
-      <w:r>
-        <w:rPr>
-          <w:rFonts w:ascii="Courier New" w:hAnsi="Courier New" w:cs="Courier New"/>
-          <w:b/>
-          <w:sz w:val="28"/>
-          <w:szCs w:val="28"/>
-        </w:rPr>
-        <w:t xml:space="preserve">, </w:t>
-      </w:r>
-      <w:proofErr w:type="spellStart"/>
-      <w:r>
-        <w:rPr>
-          <w:rFonts w:ascii="Courier New" w:hAnsi="Courier New" w:cs="Courier New"/>
-          <w:b/>
-          <w:sz w:val="28"/>
-          <w:szCs w:val="28"/>
-          <w:lang w:val="en-US"/>
-        </w:rPr>
-        <w:t>h</w:t>
-      </w:r>
-      <w:r>
-        <w:rPr>
-          <w:rFonts w:ascii="Courier New" w:hAnsi="Courier New" w:cs="Courier New"/>
-          <w:b/>
-          <w:sz w:val="28"/>
-          <w:szCs w:val="28"/>
-          <w:lang w:val="en-US"/>
-        </w:rPr>
-        <w:t>get</w:t>
-      </w:r>
-      <w:proofErr w:type="spellEnd"/>
-      <w:r>
-        <w:rPr>
-          <w:rFonts w:ascii="Courier New" w:hAnsi="Courier New" w:cs="Courier New"/>
-          <w:b/>
-          <w:sz w:val="28"/>
-          <w:szCs w:val="28"/>
-        </w:rPr>
-        <w:t xml:space="preserve">. </w:t>
-      </w:r>
-      <w:r>
-        <w:rPr>
-          <w:rFonts w:ascii="Courier New" w:hAnsi="Courier New" w:cs="Courier New"/>
-          <w:sz w:val="28"/>
-          <w:szCs w:val="28"/>
-        </w:rPr>
-        <w:t xml:space="preserve"> </w:t>
-      </w:r>
-    </w:p>
-    <w:p>
-      <w:pPr>
-        <w:pStyle w:val="a3"/>
-        <w:numPr>
-          <w:ilvl w:val="0"/>
-          <w:numId w:val="1"/>
-        </w:numPr>
-        <w:jc w:val="both"/>
-        <w:rPr>
-          <w:rFonts w:ascii="Courier New" w:hAnsi="Courier New" w:cs="Courier New"/>
-          <w:sz w:val="28"/>
-          <w:szCs w:val="28"/>
-        </w:rPr>
-      </w:pPr>
-      <w:r>
-        <w:rPr>
-          <w:rFonts w:ascii="Courier New" w:hAnsi="Courier New" w:cs="Courier New"/>
-          <w:sz w:val="28"/>
-          <w:szCs w:val="28"/>
-        </w:rPr>
-        <w:t xml:space="preserve">Поясните назначение команд СУБД </w:t>
-      </w:r>
-      <w:proofErr w:type="spellStart"/>
-      <w:proofErr w:type="gramStart"/>
-      <w:r>
-        <w:rPr>
-          <w:rFonts w:ascii="Courier New" w:hAnsi="Courier New" w:cs="Courier New"/>
-          <w:sz w:val="28"/>
-          <w:szCs w:val="28"/>
-          <w:lang w:val="en-US"/>
-        </w:rPr>
-        <w:t>Redis</w:t>
-      </w:r>
-      <w:proofErr w:type="spellEnd"/>
-      <w:r>
-        <w:rPr>
-          <w:rFonts w:ascii="Courier New" w:hAnsi="Courier New" w:cs="Courier New"/>
-          <w:sz w:val="28"/>
-          <w:szCs w:val="28"/>
-        </w:rPr>
-        <w:t>:</w:t>
-      </w:r>
-      <w:r>
-        <w:rPr>
-          <w:rFonts w:ascii="Courier New" w:hAnsi="Courier New" w:cs="Courier New"/>
-          <w:sz w:val="28"/>
-          <w:szCs w:val="28"/>
-        </w:rPr>
-        <w:t xml:space="preserve">  </w:t>
-      </w:r>
-      <w:proofErr w:type="spellStart"/>
-      <w:r>
-        <w:rPr>
-          <w:rFonts w:ascii="Courier New" w:hAnsi="Courier New" w:cs="Courier New"/>
-          <w:b/>
-          <w:sz w:val="28"/>
-          <w:szCs w:val="28"/>
-          <w:lang w:val="en-US"/>
-        </w:rPr>
-        <w:t>h</w:t>
-      </w:r>
-      <w:r>
-        <w:rPr>
-          <w:rFonts w:ascii="Courier New" w:hAnsi="Courier New" w:cs="Courier New"/>
-          <w:b/>
-          <w:sz w:val="28"/>
-          <w:szCs w:val="28"/>
-          <w:lang w:val="en-US"/>
-        </w:rPr>
-        <w:t>m</w:t>
-      </w:r>
-      <w:r>
-        <w:rPr>
-          <w:rFonts w:ascii="Courier New" w:hAnsi="Courier New" w:cs="Courier New"/>
-          <w:b/>
-          <w:sz w:val="28"/>
-          <w:szCs w:val="28"/>
-          <w:lang w:val="en-US"/>
-        </w:rPr>
-        <w:t>set</w:t>
-      </w:r>
-      <w:proofErr w:type="spellEnd"/>
-      <w:proofErr w:type="gramEnd"/>
-      <w:r>
-        <w:rPr>
-          <w:rFonts w:ascii="Courier New" w:hAnsi="Courier New" w:cs="Courier New"/>
-          <w:b/>
-          <w:sz w:val="28"/>
-          <w:szCs w:val="28"/>
-        </w:rPr>
-        <w:t>,</w:t>
-      </w:r>
-      <w:proofErr w:type="spellStart"/>
-      <w:r>
-        <w:rPr>
-          <w:rFonts w:ascii="Courier New" w:hAnsi="Courier New" w:cs="Courier New"/>
-          <w:b/>
-          <w:sz w:val="28"/>
-          <w:szCs w:val="28"/>
-          <w:lang w:val="en-US"/>
-        </w:rPr>
-        <w:t>hm</w:t>
-      </w:r>
-      <w:r>
-        <w:rPr>
-          <w:rFonts w:ascii="Courier New" w:hAnsi="Courier New" w:cs="Courier New"/>
-          <w:b/>
-          <w:sz w:val="28"/>
-          <w:szCs w:val="28"/>
-          <w:lang w:val="en-US"/>
-        </w:rPr>
-        <w:t>get</w:t>
-      </w:r>
-      <w:proofErr w:type="spellEnd"/>
-      <w:r>
-        <w:rPr>
-          <w:rFonts w:ascii="Courier New" w:hAnsi="Courier New" w:cs="Courier New"/>
-          <w:b/>
-          <w:sz w:val="28"/>
-          <w:szCs w:val="28"/>
-        </w:rPr>
-        <w:t xml:space="preserve">. </w:t>
-      </w:r>
-      <w:r>
-        <w:rPr>
-          <w:rFonts w:ascii="Courier New" w:hAnsi="Courier New" w:cs="Courier New"/>
-          <w:sz w:val="28"/>
-          <w:szCs w:val="28"/>
-        </w:rPr>
-        <w:t xml:space="preserve"> </w:t>
-      </w:r>
-      <w:r>
-        <w:rPr>
-          <w:rFonts w:ascii="Courier New" w:hAnsi="Courier New" w:cs="Courier New"/>
-          <w:sz w:val="28"/>
-          <w:szCs w:val="28"/>
-        </w:rPr>
-        <w:t xml:space="preserve">  </w:t>
-      </w:r>
-    </w:p>
-    <w:p>
-      <w:pPr>
-        <w:pStyle w:val="a3"/>
-        <w:numPr>
-          <w:ilvl w:val="0"/>
-          <w:numId w:val="1"/>
-        </w:numPr>
-        <w:jc w:val="both"/>
-        <w:rPr>
-          <w:rFonts w:ascii="Courier New" w:hAnsi="Courier New" w:cs="Courier New"/>
-          <w:sz w:val="28"/>
-          <w:szCs w:val="28"/>
-        </w:rPr>
-      </w:pPr>
-      <w:r>
-        <w:rPr>
-          <w:rFonts w:ascii="Courier New" w:hAnsi="Courier New" w:cs="Courier New"/>
-          <w:sz w:val="28"/>
-          <w:szCs w:val="28"/>
-        </w:rPr>
-        <w:t xml:space="preserve">Поясните назначение команды СУБД </w:t>
-      </w:r>
-      <w:proofErr w:type="spellStart"/>
-      <w:r>
-        <w:rPr>
-          <w:rFonts w:ascii="Courier New" w:hAnsi="Courier New" w:cs="Courier New"/>
-          <w:sz w:val="28"/>
-          <w:szCs w:val="28"/>
-          <w:lang w:val="en-US"/>
-        </w:rPr>
-        <w:t>Redis</w:t>
-      </w:r>
-      <w:proofErr w:type="spellEnd"/>
       <w:r>
         <w:rPr>
           <w:rFonts w:ascii="Courier New" w:hAnsi="Courier New" w:cs="Courier New"/>
@@ -5940,7 +5700,7 @@
 </file>
 
 <file path=customXml/itemProps1.xml><?xml version="1.0" encoding="utf-8"?>
-<ds:datastoreItem xmlns:ds="http://schemas.openxmlformats.org/officeDocument/2006/customXml" ds:itemID="{F1A5CEF5-A3EC-4CEF-A455-F4FA87E50314}">
+<ds:datastoreItem xmlns:ds="http://schemas.openxmlformats.org/officeDocument/2006/customXml" ds:itemID="{3642A8B5-4453-40B4-86D5-825D69D72C7F}">
   <ds:schemaRefs>
     <ds:schemaRef ds:uri="http://schemas.openxmlformats.org/officeDocument/2006/bibliography"/>
   </ds:schemaRefs>
